--- a/备课材料/教案/数据与计算-项目一-探秘鸟类研究-项目教案.docx
+++ b/备课材料/教案/数据与计算-项目一-探秘鸟类研究-项目教案.docx
@@ -4,345 +4,347 @@
   <w:body>
     <w:p>
       <w:pPr>
-        <w:pStyle w:val="Heading1"/>
+        <w:spacing w:before="0" w:after="120" w:line="300" w:lineRule="auto"/>
       </w:pPr>
       <w:r>
         <w:rPr>
-          <w:rFonts w:ascii="宋体" w:hAnsi="宋体"/>
+          <w:rFonts w:ascii="Times New Roman" w:hAnsi="Times New Roman" w:eastAsia="黑体"/>
+          <w:b/>
+          <w:color w:val="000000"/>
+          <w:sz w:val="36"/>
         </w:rPr>
-      </w:r>
-      <w:r>
-        <w:rPr>
-          <w:rFonts w:ascii="宋体" w:hAnsi="宋体" w:eastAsia="宋体"/>
-          <w:b/>
-          <w:sz w:val="24"/>
-        </w:rPr>
-        <w:t>教案：探秘鸟类研究——认识数据、信息与知识</w:t>
+        <w:t>《探秘鸟类研究——认识数据、信息与知识》项目教案</w:t>
       </w:r>
     </w:p>
     <w:p>
       <w:pPr>
-        <w:pStyle w:val="Heading2"/>
+        <w:spacing w:before="0" w:after="120" w:line="300" w:lineRule="auto"/>
       </w:pPr>
       <w:r>
         <w:rPr>
-          <w:rFonts w:ascii="宋体" w:hAnsi="宋体"/>
-        </w:rPr>
-      </w:r>
-      <w:r>
-        <w:rPr>
-          <w:rFonts w:ascii="宋体" w:hAnsi="宋体" w:eastAsia="宋体"/>
-          <w:b/>
+          <w:rFonts w:ascii="Times New Roman" w:hAnsi="Times New Roman" w:eastAsia="宋体"/>
+          <w:b w:val="0"/>
           <w:sz w:val="24"/>
         </w:rPr>
-        <w:t>基本信息</w:t>
+        <w:t>教材：沪科版高中信息技术 必修1《数据与计算》　项目一　课时：第1~4课时（共4课时）</w:t>
       </w:r>
     </w:p>
     <w:p>
       <w:pPr>
-        <w:ind w:left="480"/>
+        <w:spacing w:before="0" w:after="120" w:line="300" w:lineRule="auto"/>
       </w:pPr>
       <w:r>
         <w:rPr>
-          <w:rFonts w:ascii="宋体" w:hAnsi="宋体" w:eastAsia="宋体"/>
+          <w:rFonts w:ascii="Times New Roman" w:hAnsi="Times New Roman" w:eastAsia="宋体"/>
           <w:b w:val="0"/>
           <w:sz w:val="24"/>
         </w:rPr>
-        <w:t>教材：沪科版 高中信息技术 必修1《数据与计算》</w:t>
+        <w:t>课型：项目式学习　　｜　授课年级：高一</w:t>
       </w:r>
     </w:p>
     <w:p>
       <w:pPr>
-        <w:ind w:left="480"/>
+        <w:pBdr>
+          <w:bottom w:val="single" w:sz="6" w:space="1" w:color="1F6FB2"/>
+        </w:pBdr>
+      </w:pPr>
+    </w:p>
+    <w:p>
+      <w:pPr>
+        <w:spacing w:before="120" w:after="120" w:line="300" w:lineRule="auto"/>
       </w:pPr>
       <w:r>
         <w:rPr>
-          <w:rFonts w:ascii="宋体" w:hAnsi="宋体" w:eastAsia="宋体"/>
-          <w:b w:val="0"/>
-          <w:sz w:val="24"/>
+          <w:rFonts w:ascii="Times New Roman" w:hAnsi="Times New Roman" w:eastAsia="黑体"/>
+          <w:b/>
+          <w:color w:val="1F6FB2"/>
+          <w:sz w:val="32"/>
         </w:rPr>
-        <w:t>项目一：探秘鸟类研究——认识数据、信息与知识</w:t>
+        <w:t>一、项目概述与课标依据</w:t>
       </w:r>
     </w:p>
     <w:p>
       <w:pPr>
-        <w:ind w:left="480"/>
+        <w:spacing w:before="0" w:after="120" w:line="300" w:lineRule="auto"/>
       </w:pPr>
       <w:r>
         <w:rPr>
-          <w:rFonts w:ascii="宋体" w:hAnsi="宋体" w:eastAsia="宋体"/>
+          <w:rFonts w:ascii="Times New Roman" w:hAnsi="Times New Roman" w:eastAsia="宋体"/>
           <w:b w:val="0"/>
           <w:sz w:val="24"/>
         </w:rPr>
-        <w:t>课时：第1~4课时（共4课时）</w:t>
+        <w:t>本项目以"探秘鸟类研究"为真实情境，学生化身"小小鸟类研究员"，围绕"本地常见鸟类有哪些？候鸟何时到来？鸟类数量有何变化？"等真实问题，完整经历"发现问题→提出假设→收集数据→加工整理→提炼结论→形成成果"的探究过程，在真实项目实践中深刻理解数据、信息与知识三者的区别与联系。</w:t>
       </w:r>
     </w:p>
     <w:p>
       <w:pPr>
-        <w:ind w:left="480"/>
+        <w:spacing w:before="0" w:after="120" w:line="300" w:lineRule="auto"/>
       </w:pPr>
       <w:r>
         <w:rPr>
-          <w:rFonts w:ascii="宋体" w:hAnsi="宋体" w:eastAsia="宋体"/>
-          <w:b w:val="0"/>
+          <w:rFonts w:ascii="Times New Roman" w:hAnsi="Times New Roman" w:eastAsia="宋体"/>
+          <w:b/>
           <w:sz w:val="24"/>
         </w:rPr>
-        <w:t>课型：项目式学习（项目教学法）</w:t>
+        <w:t>对应课程标准条目：</w:t>
       </w:r>
     </w:p>
     <w:p>
       <w:pPr>
-        <w:ind w:left="480"/>
+        <w:pStyle w:val="ListBullet"/>
       </w:pPr>
       <w:r>
         <w:rPr>
-          <w:rFonts w:ascii="宋体" w:hAnsi="宋体" w:eastAsia="宋体"/>
+          <w:rFonts w:ascii="Times New Roman" w:hAnsi="Times New Roman" w:eastAsia="宋体"/>
           <w:b w:val="0"/>
           <w:sz w:val="24"/>
         </w:rPr>
-        <w:t>对应课标条目：认识数据、信息与知识及其关系；理解数据是信息的载体；形成用数据描述与分析客观事物的意识</w:t>
+        <w:t>认识数据、信息与知识及其关系，理解数据是信息的载体；</w:t>
       </w:r>
     </w:p>
     <w:p>
       <w:pPr>
-        <w:pStyle w:val="Heading2"/>
+        <w:pStyle w:val="ListBullet"/>
       </w:pPr>
       <w:r>
         <w:rPr>
-          <w:rFonts w:ascii="宋体" w:hAnsi="宋体"/>
-        </w:rPr>
-      </w:r>
-      <w:r>
-        <w:rPr>
-          <w:rFonts w:ascii="宋体" w:hAnsi="宋体" w:eastAsia="宋体"/>
-          <w:b/>
-          <w:sz w:val="24"/>
-        </w:rPr>
-        <w:t>项目概述</w:t>
-      </w:r>
-    </w:p>
-    <w:p>
-      <w:r>
-        <w:rPr>
-          <w:rFonts w:ascii="宋体" w:hAnsi="宋体" w:eastAsia="宋体"/>
+          <w:rFonts w:ascii="Times New Roman" w:hAnsi="Times New Roman" w:eastAsia="宋体"/>
           <w:b w:val="0"/>
           <w:sz w:val="24"/>
         </w:rPr>
-        <w:t>本项目以"鸟类研究"为真实情境，学生化身"小小鸟类研究员"，围绕某个真实问题（如：本地常见鸟类有哪些？候鸟何时到来？鸟类数量有何变化？）经历"发现问题→收集数据→加工提炼→得出结论→形成成果"的完整过程，在项目实践中理解数据、信息与知识三者的区别与联系。</w:t>
+        <w:t>能用数据描述与分析客观事物，初步形成用数据看世界的意识；</w:t>
       </w:r>
     </w:p>
     <w:p>
       <w:pPr>
-        <w:pStyle w:val="Heading2"/>
+        <w:pStyle w:val="ListBullet"/>
       </w:pPr>
       <w:r>
         <w:rPr>
-          <w:rFonts w:ascii="宋体" w:hAnsi="宋体"/>
-        </w:rPr>
-      </w:r>
-      <w:r>
-        <w:rPr>
-          <w:rFonts w:ascii="宋体" w:hAnsi="宋体" w:eastAsia="宋体"/>
-          <w:b/>
+          <w:rFonts w:ascii="Times New Roman" w:hAnsi="Times New Roman" w:eastAsia="宋体"/>
+          <w:b w:val="0"/>
           <w:sz w:val="24"/>
         </w:rPr>
-        <w:t>教学目标（四维）</w:t>
+        <w:t>掌握利用信息技术收集、整理与分析数据的基本方法。</w:t>
       </w:r>
     </w:p>
     <w:p>
       <w:pPr>
-        <w:ind w:left="480"/>
+        <w:spacing w:before="120" w:after="120" w:line="300" w:lineRule="auto"/>
       </w:pPr>
       <w:r>
         <w:rPr>
-          <w:rFonts w:ascii="宋体" w:hAnsi="宋体" w:eastAsia="宋体"/>
-          <w:b w:val="0"/>
-          <w:sz w:val="24"/>
+          <w:rFonts w:ascii="Times New Roman" w:hAnsi="Times New Roman" w:eastAsia="黑体"/>
+          <w:b/>
+          <w:color w:val="1F6FB2"/>
+          <w:sz w:val="32"/>
         </w:rPr>
-        <w:t>信息意识</w:t>
-      </w:r>
-      <w:r>
-        <w:rPr>
-          <w:rFonts w:ascii="宋体" w:hAnsi="宋体" w:eastAsia="宋体"/>
-          <w:b/>
-          <w:sz w:val="24"/>
-        </w:rPr>
-        <w:t>：意识到身边的鸟类现象可以用数据来描述、用信息来传递、用知识来解释。</w:t>
+        <w:t>二、教学目标（四维素养）</w:t>
       </w:r>
     </w:p>
     <w:p>
       <w:pPr>
-        <w:ind w:left="480"/>
+        <w:pStyle w:val="ListBullet"/>
       </w:pPr>
       <w:r>
         <w:rPr>
-          <w:rFonts w:ascii="宋体" w:hAnsi="宋体" w:eastAsia="宋体"/>
+          <w:rFonts w:ascii="Times New Roman" w:hAnsi="Times New Roman" w:eastAsia="宋体"/>
           <w:b w:val="0"/>
           <w:sz w:val="24"/>
         </w:rPr>
-        <w:t>计算思维</w:t>
-      </w:r>
-      <w:r>
-        <w:rPr>
-          <w:rFonts w:ascii="宋体" w:hAnsi="宋体" w:eastAsia="宋体"/>
-          <w:b/>
-          <w:sz w:val="24"/>
-        </w:rPr>
-        <w:t>：经历"收集→整理→分析→提炼"的数据加工过程，体会抽象与建模的思维方法。</w:t>
+        <w:t>信息意识：意识到身边的鸟类现象可以用数据来描述、用信息来传递、用知识来解释，主动从数据中获取有用信息。</w:t>
       </w:r>
     </w:p>
     <w:p>
       <w:pPr>
-        <w:ind w:left="480"/>
+        <w:pStyle w:val="ListBullet"/>
       </w:pPr>
       <w:r>
         <w:rPr>
-          <w:rFonts w:ascii="宋体" w:hAnsi="宋体" w:eastAsia="宋体"/>
+          <w:rFonts w:ascii="Times New Roman" w:hAnsi="Times New Roman" w:eastAsia="宋体"/>
           <w:b w:val="0"/>
           <w:sz w:val="24"/>
         </w:rPr>
-        <w:t>数字化学习与创新</w:t>
-      </w:r>
-      <w:r>
-        <w:rPr>
-          <w:rFonts w:ascii="宋体" w:hAnsi="宋体" w:eastAsia="宋体"/>
-          <w:b/>
-          <w:sz w:val="24"/>
-        </w:rPr>
-        <w:t>：会用电子表格/在线工具整理记录鸟类观察数据，能用图表、报告呈现结果。</w:t>
+        <w:t>计算思维：经历"收集→整理→分析→提炼"的数据加工过程，体会抽象、归纳与建模的思维方法。</w:t>
       </w:r>
     </w:p>
     <w:p>
       <w:pPr>
-        <w:ind w:left="480"/>
+        <w:pStyle w:val="ListBullet"/>
       </w:pPr>
       <w:r>
         <w:rPr>
-          <w:rFonts w:ascii="宋体" w:hAnsi="宋体" w:eastAsia="宋体"/>
+          <w:rFonts w:ascii="Times New Roman" w:hAnsi="Times New Roman" w:eastAsia="宋体"/>
           <w:b w:val="0"/>
           <w:sz w:val="24"/>
         </w:rPr>
-        <w:t>信息社会责任</w:t>
-      </w:r>
-      <w:r>
-        <w:rPr>
-          <w:rFonts w:ascii="宋体" w:hAnsi="宋体" w:eastAsia="宋体"/>
-          <w:b/>
-          <w:sz w:val="24"/>
-        </w:rPr>
-        <w:t>：增强爱鸟护鸟、保护生态环境的责任意识。</w:t>
+        <w:t>数字化学习与创新：会用电子表格/在线工具整理记录鸟类观察数据，能用图表、报告等多种形式呈现探究成果。</w:t>
       </w:r>
     </w:p>
     <w:p>
       <w:pPr>
-        <w:pStyle w:val="Heading2"/>
+        <w:pStyle w:val="ListBullet"/>
       </w:pPr>
       <w:r>
         <w:rPr>
-          <w:rFonts w:ascii="宋体" w:hAnsi="宋体"/>
-        </w:rPr>
-      </w:r>
-      <w:r>
-        <w:rPr>
-          <w:rFonts w:ascii="宋体" w:hAnsi="宋体" w:eastAsia="宋体"/>
-          <w:b/>
+          <w:rFonts w:ascii="Times New Roman" w:hAnsi="Times New Roman" w:eastAsia="宋体"/>
+          <w:b w:val="0"/>
           <w:sz w:val="24"/>
         </w:rPr>
-        <w:t>教学重难点</w:t>
+        <w:t>信息社会责任：增强爱鸟护鸟、保护生态环境的责任意识，初步理解数据安全与数据真实性。</w:t>
       </w:r>
     </w:p>
     <w:p>
       <w:pPr>
-        <w:ind w:left="480"/>
+        <w:spacing w:before="120" w:after="120" w:line="300" w:lineRule="auto"/>
       </w:pPr>
       <w:r>
         <w:rPr>
-          <w:rFonts w:ascii="宋体" w:hAnsi="宋体" w:eastAsia="宋体"/>
-          <w:b w:val="0"/>
-          <w:sz w:val="24"/>
+          <w:rFonts w:ascii="Times New Roman" w:hAnsi="Times New Roman" w:eastAsia="黑体"/>
+          <w:b/>
+          <w:color w:val="1F6FB2"/>
+          <w:sz w:val="32"/>
         </w:rPr>
-        <w:t>重点：理解数据、信息、知识的含义；能用具体例子说明三者的区别。</w:t>
+        <w:t>三、教学重难点</w:t>
       </w:r>
     </w:p>
     <w:p>
       <w:pPr>
-        <w:ind w:left="480"/>
+        <w:spacing w:before="0" w:after="120" w:line="300" w:lineRule="auto"/>
       </w:pPr>
       <w:r>
         <w:rPr>
-          <w:rFonts w:ascii="宋体" w:hAnsi="宋体" w:eastAsia="宋体"/>
-          <w:b w:val="0"/>
+          <w:rFonts w:ascii="Times New Roman" w:hAnsi="Times New Roman" w:eastAsia="宋体"/>
+          <w:b/>
           <w:sz w:val="24"/>
         </w:rPr>
-        <w:t>难点：通过项目数据经历"数据→信息→知识"的加工过程，形成对三者关系（数据是载体、信息有意义、知识可指导实践）的深层理解。</w:t>
+        <w:t>重点：</w:t>
       </w:r>
     </w:p>
     <w:p>
       <w:pPr>
-        <w:pStyle w:val="Heading2"/>
+        <w:pStyle w:val="ListBullet"/>
       </w:pPr>
       <w:r>
         <w:rPr>
-          <w:rFonts w:ascii="宋体" w:hAnsi="宋体"/>
-        </w:rPr>
-      </w:r>
-      <w:r>
-        <w:rPr>
-          <w:rFonts w:ascii="宋体" w:hAnsi="宋体" w:eastAsia="宋体"/>
-          <w:b/>
+          <w:rFonts w:ascii="Times New Roman" w:hAnsi="Times New Roman" w:eastAsia="宋体"/>
+          <w:b w:val="0"/>
           <w:sz w:val="24"/>
         </w:rPr>
-        <w:t>学情分析</w:t>
+        <w:t>理解数据、信息、知识的含义，能用具体实例说明三者的区别。</w:t>
       </w:r>
     </w:p>
     <w:p>
       <w:pPr>
-        <w:ind w:left="480"/>
+        <w:spacing w:before="0" w:after="120" w:line="300" w:lineRule="auto"/>
       </w:pPr>
       <w:r>
         <w:rPr>
-          <w:rFonts w:ascii="宋体" w:hAnsi="宋体" w:eastAsia="宋体"/>
-          <w:b w:val="0"/>
+          <w:rFonts w:ascii="Times New Roman" w:hAnsi="Times New Roman" w:eastAsia="宋体"/>
+          <w:b/>
           <w:sz w:val="24"/>
         </w:rPr>
-        <w:t>学生已有基础：能使用常见软件记录文字和数据，对鸟类和自然环境有生活经验。</w:t>
+        <w:t>难点：</w:t>
       </w:r>
     </w:p>
     <w:p>
       <w:pPr>
-        <w:ind w:left="480"/>
+        <w:pStyle w:val="ListBullet"/>
       </w:pPr>
       <w:r>
         <w:rPr>
-          <w:rFonts w:ascii="宋体" w:hAnsi="宋体" w:eastAsia="宋体"/>
+          <w:rFonts w:ascii="Times New Roman" w:hAnsi="Times New Roman" w:eastAsia="宋体"/>
           <w:b w:val="0"/>
           <w:sz w:val="24"/>
         </w:rPr>
-        <w:t>常见认知障碍：把"数据""信息"混为一谈，难以区分；认为知识就是书本结论，意识不到知识来自数据的提炼。</w:t>
+        <w:t>通过项目数据经历"数据→信息→知识"的加工过程，形成对三者关系（数据是载体、信息有意义、知识可指导实践）的深层理解。</w:t>
       </w:r>
     </w:p>
     <w:p>
       <w:pPr>
-        <w:pStyle w:val="Heading2"/>
+        <w:spacing w:before="120" w:after="120" w:line="300" w:lineRule="auto"/>
       </w:pPr>
       <w:r>
         <w:rPr>
-          <w:rFonts w:ascii="宋体" w:hAnsi="宋体"/>
+          <w:rFonts w:ascii="Times New Roman" w:hAnsi="Times New Roman" w:eastAsia="黑体"/>
+          <w:b/>
+          <w:color w:val="1F6FB2"/>
+          <w:sz w:val="32"/>
         </w:rPr>
+        <w:t>四、学情分析</w:t>
       </w:r>
+    </w:p>
+    <w:p>
+      <w:pPr>
+        <w:spacing w:before="0" w:after="120" w:line="300" w:lineRule="auto"/>
+      </w:pPr>
       <w:r>
         <w:rPr>
-          <w:rFonts w:ascii="宋体" w:hAnsi="宋体" w:eastAsia="宋体"/>
+          <w:rFonts w:ascii="Times New Roman" w:hAnsi="Times New Roman" w:eastAsia="宋体"/>
           <w:b/>
           <w:sz w:val="24"/>
         </w:rPr>
-        <w:t>项目路线图（4课时）</w:t>
+        <w:t>学生已有基础：</w:t>
+      </w:r>
+    </w:p>
+    <w:p>
+      <w:pPr>
+        <w:pStyle w:val="ListBullet"/>
+      </w:pPr>
+      <w:r>
+        <w:rPr>
+          <w:rFonts w:ascii="Times New Roman" w:hAnsi="Times New Roman" w:eastAsia="宋体"/>
+          <w:b w:val="0"/>
+          <w:sz w:val="24"/>
+        </w:rPr>
+        <w:t>能使用常见软件记录文字和数据，对鸟类和自然环境有一定的生活经验与兴趣。</w:t>
+      </w:r>
+    </w:p>
+    <w:p>
+      <w:pPr>
+        <w:spacing w:before="0" w:after="120" w:line="300" w:lineRule="auto"/>
+      </w:pPr>
+      <w:r>
+        <w:rPr>
+          <w:rFonts w:ascii="Times New Roman" w:hAnsi="Times New Roman" w:eastAsia="宋体"/>
+          <w:b/>
+          <w:sz w:val="24"/>
+        </w:rPr>
+        <w:t>常见认知障碍：</w:t>
+      </w:r>
+    </w:p>
+    <w:p>
+      <w:pPr>
+        <w:pStyle w:val="ListBullet"/>
+      </w:pPr>
+      <w:r>
+        <w:rPr>
+          <w:rFonts w:ascii="Times New Roman" w:hAnsi="Times New Roman" w:eastAsia="宋体"/>
+          <w:b w:val="0"/>
+          <w:sz w:val="24"/>
+        </w:rPr>
+        <w:t>把"数据"与"信息"混为一谈，难以区分；认为知识就是书本结论，意识不到知识来自数据的提炼。</w:t>
+      </w:r>
+    </w:p>
+    <w:p>
+      <w:pPr>
+        <w:spacing w:before="120" w:after="120" w:line="300" w:lineRule="auto"/>
+      </w:pPr>
+      <w:r>
+        <w:rPr>
+          <w:rFonts w:ascii="Times New Roman" w:hAnsi="Times New Roman" w:eastAsia="黑体"/>
+          <w:b/>
+          <w:color w:val="1F6FB2"/>
+          <w:sz w:val="32"/>
+        </w:rPr>
+        <w:t>五、项目路线图（4课时）</w:t>
       </w:r>
     </w:p>
     <w:tbl>
       <w:tblPr>
         <w:tblStyle w:val="TableGrid"/>
         <w:tblW w:type="auto" w:w="0"/>
+        <w:jc w:val="center"/>
         <w:tblLook w:firstColumn="1" w:firstRow="1" w:lastColumn="0" w:lastRow="0" w:noHBand="0" w:noVBand="1" w:val="04A0"/>
       </w:tblPr>
       <w:tblGrid>
@@ -354,15 +356,19 @@
       <w:tr>
         <w:tc>
           <w:tcPr>
-            <w:tcW w:type="dxa" w:w="2160"/>
+            <w:tcW w:type="dxa" w:w="1134"/>
+            <w:shd w:val="clear" w:fill="D9E2F3"/>
           </w:tcPr>
           <w:p>
+            <w:pPr>
+              <w:jc w:val="center"/>
+            </w:pPr>
             <w:r/>
             <w:r>
               <w:rPr>
-                <w:rFonts w:ascii="宋体" w:hAnsi="宋体" w:eastAsia="宋体"/>
+                <w:rFonts w:ascii="Times New Roman" w:hAnsi="Times New Roman" w:eastAsia="黑体"/>
                 <w:b/>
-                <w:sz w:val="24"/>
+                <w:sz w:val="21"/>
               </w:rPr>
               <w:t>课时</w:t>
             </w:r>
@@ -370,15 +376,19 @@
         </w:tc>
         <w:tc>
           <w:tcPr>
-            <w:tcW w:type="dxa" w:w="2160"/>
+            <w:tcW w:type="dxa" w:w="1247"/>
+            <w:shd w:val="clear" w:fill="D9E2F3"/>
           </w:tcPr>
           <w:p>
+            <w:pPr>
+              <w:jc w:val="center"/>
+            </w:pPr>
             <w:r/>
             <w:r>
               <w:rPr>
-                <w:rFonts w:ascii="宋体" w:hAnsi="宋体" w:eastAsia="宋体"/>
+                <w:rFonts w:ascii="Times New Roman" w:hAnsi="Times New Roman" w:eastAsia="黑体"/>
                 <w:b/>
-                <w:sz w:val="24"/>
+                <w:sz w:val="21"/>
               </w:rPr>
               <w:t>阶段</w:t>
             </w:r>
@@ -386,33 +396,41 @@
         </w:tc>
         <w:tc>
           <w:tcPr>
-            <w:tcW w:type="dxa" w:w="2160"/>
+            <w:tcW w:type="dxa" w:w="3969"/>
+            <w:shd w:val="clear" w:fill="D9E2F3"/>
           </w:tcPr>
           <w:p>
+            <w:pPr>
+              <w:jc w:val="center"/>
+            </w:pPr>
             <w:r/>
             <w:r>
               <w:rPr>
-                <w:rFonts w:ascii="宋体" w:hAnsi="宋体" w:eastAsia="宋体"/>
+                <w:rFonts w:ascii="Times New Roman" w:hAnsi="Times New Roman" w:eastAsia="黑体"/>
                 <w:b/>
-                <w:sz w:val="24"/>
+                <w:sz w:val="21"/>
               </w:rPr>
-              <w:t>活动</w:t>
+              <w:t>主要活动</w:t>
             </w:r>
           </w:p>
         </w:tc>
         <w:tc>
           <w:tcPr>
-            <w:tcW w:type="dxa" w:w="2160"/>
+            <w:tcW w:type="dxa" w:w="2835"/>
+            <w:shd w:val="clear" w:fill="D9E2F3"/>
           </w:tcPr>
           <w:p>
+            <w:pPr>
+              <w:jc w:val="center"/>
+            </w:pPr>
             <w:r/>
             <w:r>
               <w:rPr>
-                <w:rFonts w:ascii="宋体" w:hAnsi="宋体" w:eastAsia="宋体"/>
+                <w:rFonts w:ascii="Times New Roman" w:hAnsi="Times New Roman" w:eastAsia="黑体"/>
                 <w:b/>
-                <w:sz w:val="24"/>
+                <w:sz w:val="21"/>
               </w:rPr>
-              <w:t>对应知识</w:t>
+              <w:t>落实核心知识</w:t>
             </w:r>
           </w:p>
         </w:tc>
@@ -420,15 +438,15 @@
       <w:tr>
         <w:tc>
           <w:tcPr>
-            <w:tcW w:type="dxa" w:w="2160"/>
+            <w:tcW w:type="dxa" w:w="1134"/>
           </w:tcPr>
           <w:p>
             <w:r/>
             <w:r>
               <w:rPr>
-                <w:rFonts w:ascii="宋体" w:hAnsi="宋体" w:eastAsia="宋体"/>
+                <w:rFonts w:ascii="Times New Roman" w:hAnsi="Times New Roman" w:eastAsia="宋体"/>
                 <w:b w:val="0"/>
-                <w:sz w:val="24"/>
+                <w:sz w:val="21"/>
               </w:rPr>
               <w:t>第1课时</w:t>
             </w:r>
@@ -436,15 +454,15 @@
         </w:tc>
         <w:tc>
           <w:tcPr>
-            <w:tcW w:type="dxa" w:w="2160"/>
+            <w:tcW w:type="dxa" w:w="1247"/>
           </w:tcPr>
           <w:p>
             <w:r/>
             <w:r>
               <w:rPr>
-                <w:rFonts w:ascii="宋体" w:hAnsi="宋体" w:eastAsia="宋体"/>
+                <w:rFonts w:ascii="Times New Roman" w:hAnsi="Times New Roman" w:eastAsia="宋体"/>
                 <w:b w:val="0"/>
-                <w:sz w:val="24"/>
+                <w:sz w:val="21"/>
               </w:rPr>
               <w:t>项目立项</w:t>
             </w:r>
@@ -452,15 +470,15 @@
         </w:tc>
         <w:tc>
           <w:tcPr>
-            <w:tcW w:type="dxa" w:w="2160"/>
+            <w:tcW w:type="dxa" w:w="3969"/>
           </w:tcPr>
           <w:p>
             <w:r/>
             <w:r>
               <w:rPr>
-                <w:rFonts w:ascii="宋体" w:hAnsi="宋体" w:eastAsia="宋体"/>
+                <w:rFonts w:ascii="Times New Roman" w:hAnsi="Times New Roman" w:eastAsia="宋体"/>
                 <w:b w:val="0"/>
-                <w:sz w:val="24"/>
+                <w:sz w:val="21"/>
               </w:rPr>
               <w:t>情境导入、提出问题、组建小组、明确分工</w:t>
             </w:r>
@@ -468,15 +486,15 @@
         </w:tc>
         <w:tc>
           <w:tcPr>
-            <w:tcW w:type="dxa" w:w="2160"/>
+            <w:tcW w:type="dxa" w:w="2835"/>
           </w:tcPr>
           <w:p>
             <w:r/>
             <w:r>
               <w:rPr>
-                <w:rFonts w:ascii="宋体" w:hAnsi="宋体" w:eastAsia="宋体"/>
+                <w:rFonts w:ascii="Times New Roman" w:hAnsi="Times New Roman" w:eastAsia="宋体"/>
                 <w:b w:val="0"/>
-                <w:sz w:val="24"/>
+                <w:sz w:val="21"/>
               </w:rPr>
               <w:t>什么是数据</w:t>
             </w:r>
@@ -486,15 +504,15 @@
       <w:tr>
         <w:tc>
           <w:tcPr>
-            <w:tcW w:type="dxa" w:w="2160"/>
+            <w:tcW w:type="dxa" w:w="1134"/>
           </w:tcPr>
           <w:p>
             <w:r/>
             <w:r>
               <w:rPr>
-                <w:rFonts w:ascii="宋体" w:hAnsi="宋体" w:eastAsia="宋体"/>
+                <w:rFonts w:ascii="Times New Roman" w:hAnsi="Times New Roman" w:eastAsia="宋体"/>
                 <w:b w:val="0"/>
-                <w:sz w:val="24"/>
+                <w:sz w:val="21"/>
               </w:rPr>
               <w:t>第2课时</w:t>
             </w:r>
@@ -502,15 +520,15 @@
         </w:tc>
         <w:tc>
           <w:tcPr>
-            <w:tcW w:type="dxa" w:w="2160"/>
+            <w:tcW w:type="dxa" w:w="1247"/>
           </w:tcPr>
           <w:p>
             <w:r/>
             <w:r>
               <w:rPr>
-                <w:rFonts w:ascii="宋体" w:hAnsi="宋体" w:eastAsia="宋体"/>
+                <w:rFonts w:ascii="Times New Roman" w:hAnsi="Times New Roman" w:eastAsia="宋体"/>
                 <w:b w:val="0"/>
-                <w:sz w:val="24"/>
+                <w:sz w:val="21"/>
               </w:rPr>
               <w:t>数据收集</w:t>
             </w:r>
@@ -518,15 +536,15 @@
         </w:tc>
         <w:tc>
           <w:tcPr>
-            <w:tcW w:type="dxa" w:w="2160"/>
+            <w:tcW w:type="dxa" w:w="3969"/>
           </w:tcPr>
           <w:p>
             <w:r/>
             <w:r>
               <w:rPr>
-                <w:rFonts w:ascii="宋体" w:hAnsi="宋体" w:eastAsia="宋体"/>
+                <w:rFonts w:ascii="Times New Roman" w:hAnsi="Times New Roman" w:eastAsia="宋体"/>
                 <w:b w:val="0"/>
-                <w:sz w:val="24"/>
+                <w:sz w:val="21"/>
               </w:rPr>
               <w:t>设计观察记录表、实地/资料收集、录入整理</w:t>
             </w:r>
@@ -534,15 +552,15 @@
         </w:tc>
         <w:tc>
           <w:tcPr>
-            <w:tcW w:type="dxa" w:w="2160"/>
+            <w:tcW w:type="dxa" w:w="2835"/>
           </w:tcPr>
           <w:p>
             <w:r/>
             <w:r>
               <w:rPr>
-                <w:rFonts w:ascii="宋体" w:hAnsi="宋体" w:eastAsia="宋体"/>
+                <w:rFonts w:ascii="Times New Roman" w:hAnsi="Times New Roman" w:eastAsia="宋体"/>
                 <w:b w:val="0"/>
-                <w:sz w:val="24"/>
+                <w:sz w:val="21"/>
               </w:rPr>
               <w:t>数据是信息的载体</w:t>
             </w:r>
@@ -552,15 +570,15 @@
       <w:tr>
         <w:tc>
           <w:tcPr>
-            <w:tcW w:type="dxa" w:w="2160"/>
+            <w:tcW w:type="dxa" w:w="1134"/>
           </w:tcPr>
           <w:p>
             <w:r/>
             <w:r>
               <w:rPr>
-                <w:rFonts w:ascii="宋体" w:hAnsi="宋体" w:eastAsia="宋体"/>
+                <w:rFonts w:ascii="Times New Roman" w:hAnsi="Times New Roman" w:eastAsia="宋体"/>
                 <w:b w:val="0"/>
-                <w:sz w:val="24"/>
+                <w:sz w:val="21"/>
               </w:rPr>
               <w:t>第3课时</w:t>
             </w:r>
@@ -568,15 +586,15 @@
         </w:tc>
         <w:tc>
           <w:tcPr>
-            <w:tcW w:type="dxa" w:w="2160"/>
+            <w:tcW w:type="dxa" w:w="1247"/>
           </w:tcPr>
           <w:p>
             <w:r/>
             <w:r>
               <w:rPr>
-                <w:rFonts w:ascii="宋体" w:hAnsi="宋体" w:eastAsia="宋体"/>
+                <w:rFonts w:ascii="Times New Roman" w:hAnsi="Times New Roman" w:eastAsia="宋体"/>
                 <w:b w:val="0"/>
-                <w:sz w:val="24"/>
+                <w:sz w:val="21"/>
               </w:rPr>
               <w:t>分析提炼</w:t>
             </w:r>
@@ -584,15 +602,15 @@
         </w:tc>
         <w:tc>
           <w:tcPr>
-            <w:tcW w:type="dxa" w:w="2160"/>
+            <w:tcW w:type="dxa" w:w="3969"/>
           </w:tcPr>
           <w:p>
             <w:r/>
             <w:r>
               <w:rPr>
-                <w:rFonts w:ascii="宋体" w:hAnsi="宋体" w:eastAsia="宋体"/>
+                <w:rFonts w:ascii="Times New Roman" w:hAnsi="Times New Roman" w:eastAsia="宋体"/>
                 <w:b w:val="0"/>
-                <w:sz w:val="24"/>
+                <w:sz w:val="21"/>
               </w:rPr>
               <w:t>统计、图表、提炼结论、区分信息与知识</w:t>
             </w:r>
@@ -600,15 +618,15 @@
         </w:tc>
         <w:tc>
           <w:tcPr>
-            <w:tcW w:type="dxa" w:w="2160"/>
+            <w:tcW w:type="dxa" w:w="2835"/>
           </w:tcPr>
           <w:p>
             <w:r/>
             <w:r>
               <w:rPr>
-                <w:rFonts w:ascii="宋体" w:hAnsi="宋体" w:eastAsia="宋体"/>
+                <w:rFonts w:ascii="Times New Roman" w:hAnsi="Times New Roman" w:eastAsia="宋体"/>
                 <w:b w:val="0"/>
-                <w:sz w:val="24"/>
+                <w:sz w:val="21"/>
               </w:rPr>
               <w:t>信息、知识及其关系</w:t>
             </w:r>
@@ -618,15 +636,15 @@
       <w:tr>
         <w:tc>
           <w:tcPr>
-            <w:tcW w:type="dxa" w:w="2160"/>
+            <w:tcW w:type="dxa" w:w="1134"/>
           </w:tcPr>
           <w:p>
             <w:r/>
             <w:r>
               <w:rPr>
-                <w:rFonts w:ascii="宋体" w:hAnsi="宋体" w:eastAsia="宋体"/>
+                <w:rFonts w:ascii="Times New Roman" w:hAnsi="Times New Roman" w:eastAsia="宋体"/>
                 <w:b w:val="0"/>
-                <w:sz w:val="24"/>
+                <w:sz w:val="21"/>
               </w:rPr>
               <w:t>第4课时</w:t>
             </w:r>
@@ -634,15 +652,15 @@
         </w:tc>
         <w:tc>
           <w:tcPr>
-            <w:tcW w:type="dxa" w:w="2160"/>
+            <w:tcW w:type="dxa" w:w="1247"/>
           </w:tcPr>
           <w:p>
             <w:r/>
             <w:r>
               <w:rPr>
-                <w:rFonts w:ascii="宋体" w:hAnsi="宋体" w:eastAsia="宋体"/>
+                <w:rFonts w:ascii="Times New Roman" w:hAnsi="Times New Roman" w:eastAsia="宋体"/>
                 <w:b w:val="0"/>
-                <w:sz w:val="24"/>
+                <w:sz w:val="21"/>
               </w:rPr>
               <w:t>成果展示</w:t>
             </w:r>
@@ -650,15 +668,15 @@
         </w:tc>
         <w:tc>
           <w:tcPr>
-            <w:tcW w:type="dxa" w:w="2160"/>
+            <w:tcW w:type="dxa" w:w="3969"/>
           </w:tcPr>
           <w:p>
             <w:r/>
             <w:r>
               <w:rPr>
-                <w:rFonts w:ascii="宋体" w:hAnsi="宋体" w:eastAsia="宋体"/>
+                <w:rFonts w:ascii="Times New Roman" w:hAnsi="Times New Roman" w:eastAsia="宋体"/>
                 <w:b w:val="0"/>
-                <w:sz w:val="24"/>
+                <w:sz w:val="21"/>
               </w:rPr>
               <w:t>汇报、互评、反思、项目评价</w:t>
             </w:r>
@@ -666,15 +684,15 @@
         </w:tc>
         <w:tc>
           <w:tcPr>
-            <w:tcW w:type="dxa" w:w="2160"/>
+            <w:tcW w:type="dxa" w:w="2835"/>
           </w:tcPr>
           <w:p>
             <w:r/>
             <w:r>
               <w:rPr>
-                <w:rFonts w:ascii="宋体" w:hAnsi="宋体" w:eastAsia="宋体"/>
+                <w:rFonts w:ascii="Times New Roman" w:hAnsi="Times New Roman" w:eastAsia="宋体"/>
                 <w:b w:val="0"/>
-                <w:sz w:val="24"/>
+                <w:sz w:val="21"/>
               </w:rPr>
               <w:t>综合运用与价值认识</w:t>
             </w:r>
@@ -682,32 +700,59 @@
         </w:tc>
       </w:tr>
     </w:tbl>
-    <w:p/>
     <w:p>
-      <w:r/>
+      <w:pPr>
+        <w:pBdr>
+          <w:bottom w:val="single" w:sz="6" w:space="1" w:color="1F6FB2"/>
+        </w:pBdr>
+      </w:pPr>
     </w:p>
     <w:p>
       <w:pPr>
-        <w:pStyle w:val="Heading2"/>
+        <w:spacing w:before="120" w:after="120" w:line="300" w:lineRule="auto"/>
       </w:pPr>
       <w:r>
         <w:rPr>
-          <w:rFonts w:ascii="宋体" w:hAnsi="宋体"/>
+          <w:rFonts w:ascii="Times New Roman" w:hAnsi="Times New Roman" w:eastAsia="黑体"/>
+          <w:b/>
+          <w:color w:val="1F6FB2"/>
+          <w:sz w:val="32"/>
         </w:rPr>
+        <w:t>六、课时教学设计</w:t>
       </w:r>
+    </w:p>
+    <w:p>
+      <w:pPr>
+        <w:spacing w:before="120" w:after="120" w:line="300" w:lineRule="auto"/>
+      </w:pPr>
       <w:r>
         <w:rPr>
-          <w:rFonts w:ascii="宋体" w:hAnsi="宋体" w:eastAsia="宋体"/>
+          <w:rFonts w:ascii="Times New Roman" w:hAnsi="Times New Roman" w:eastAsia="黑体"/>
+          <w:b/>
+          <w:color w:val="1F6FB2"/>
+          <w:sz w:val="28"/>
+        </w:rPr>
+        <w:t>第1课时　项目立项——发现数据</w:t>
+      </w:r>
+    </w:p>
+    <w:p>
+      <w:pPr>
+        <w:spacing w:before="0" w:after="120" w:line="300" w:lineRule="auto"/>
+      </w:pPr>
+      <w:r>
+        <w:rPr>
+          <w:rFonts w:ascii="Times New Roman" w:hAnsi="Times New Roman" w:eastAsia="宋体"/>
           <w:b/>
           <w:sz w:val="24"/>
         </w:rPr>
-        <w:t>第1课时：项目立项——发现数据</w:t>
+        <w:t>教学目标：会区分原始记录（数据）与有意义结论；能提出一个可研究的真实问题。</w:t>
       </w:r>
     </w:p>
     <w:tbl>
       <w:tblPr>
         <w:tblStyle w:val="TableGrid"/>
         <w:tblW w:type="auto" w:w="0"/>
+        <w:jc w:val="center"/>
         <w:tblLook w:firstColumn="1" w:firstRow="1" w:lastColumn="0" w:lastRow="0" w:noHBand="0" w:noVBand="1" w:val="04A0"/>
       </w:tblPr>
       <w:tblGrid>
@@ -720,31 +765,39 @@
       <w:tr>
         <w:tc>
           <w:tcPr>
-            <w:tcW w:type="dxa" w:w="1728"/>
+            <w:tcW w:type="dxa" w:w="1134"/>
+            <w:shd w:val="clear" w:fill="D9E2F3"/>
           </w:tcPr>
           <w:p>
+            <w:pPr>
+              <w:jc w:val="center"/>
+            </w:pPr>
             <w:r/>
             <w:r>
               <w:rPr>
-                <w:rFonts w:ascii="宋体" w:hAnsi="宋体" w:eastAsia="宋体"/>
+                <w:rFonts w:ascii="Times New Roman" w:hAnsi="Times New Roman" w:eastAsia="黑体"/>
                 <w:b/>
-                <w:sz w:val="24"/>
+                <w:sz w:val="21"/>
               </w:rPr>
-              <w:t>环节</w:t>
+              <w:t>教学环节</w:t>
             </w:r>
           </w:p>
         </w:tc>
         <w:tc>
           <w:tcPr>
-            <w:tcW w:type="dxa" w:w="1728"/>
+            <w:tcW w:type="dxa" w:w="3402"/>
+            <w:shd w:val="clear" w:fill="D9E2F3"/>
           </w:tcPr>
           <w:p>
+            <w:pPr>
+              <w:jc w:val="center"/>
+            </w:pPr>
             <w:r/>
             <w:r>
               <w:rPr>
-                <w:rFonts w:ascii="宋体" w:hAnsi="宋体" w:eastAsia="宋体"/>
+                <w:rFonts w:ascii="Times New Roman" w:hAnsi="Times New Roman" w:eastAsia="黑体"/>
                 <w:b/>
-                <w:sz w:val="24"/>
+                <w:sz w:val="21"/>
               </w:rPr>
               <w:t>教师活动</w:t>
             </w:r>
@@ -752,15 +805,19 @@
         </w:tc>
         <w:tc>
           <w:tcPr>
-            <w:tcW w:type="dxa" w:w="1728"/>
+            <w:tcW w:type="dxa" w:w="2835"/>
+            <w:shd w:val="clear" w:fill="D9E2F3"/>
           </w:tcPr>
           <w:p>
+            <w:pPr>
+              <w:jc w:val="center"/>
+            </w:pPr>
             <w:r/>
             <w:r>
               <w:rPr>
-                <w:rFonts w:ascii="宋体" w:hAnsi="宋体" w:eastAsia="宋体"/>
+                <w:rFonts w:ascii="Times New Roman" w:hAnsi="Times New Roman" w:eastAsia="黑体"/>
                 <w:b/>
-                <w:sz w:val="24"/>
+                <w:sz w:val="21"/>
               </w:rPr>
               <w:t>学生活动</w:t>
             </w:r>
@@ -768,15 +825,19 @@
         </w:tc>
         <w:tc>
           <w:tcPr>
-            <w:tcW w:type="dxa" w:w="1728"/>
+            <w:tcW w:type="dxa" w:w="1701"/>
+            <w:shd w:val="clear" w:fill="D9E2F3"/>
           </w:tcPr>
           <w:p>
+            <w:pPr>
+              <w:jc w:val="center"/>
+            </w:pPr>
             <w:r/>
             <w:r>
               <w:rPr>
-                <w:rFonts w:ascii="宋体" w:hAnsi="宋体" w:eastAsia="宋体"/>
+                <w:rFonts w:ascii="Times New Roman" w:hAnsi="Times New Roman" w:eastAsia="黑体"/>
                 <w:b/>
-                <w:sz w:val="24"/>
+                <w:sz w:val="21"/>
               </w:rPr>
               <w:t>设计意图</w:t>
             </w:r>
@@ -784,15 +845,19 @@
         </w:tc>
         <w:tc>
           <w:tcPr>
-            <w:tcW w:type="dxa" w:w="1728"/>
+            <w:tcW w:type="dxa" w:w="794"/>
+            <w:shd w:val="clear" w:fill="D9E2F3"/>
           </w:tcPr>
           <w:p>
+            <w:pPr>
+              <w:jc w:val="center"/>
+            </w:pPr>
             <w:r/>
             <w:r>
               <w:rPr>
-                <w:rFonts w:ascii="宋体" w:hAnsi="宋体" w:eastAsia="宋体"/>
+                <w:rFonts w:ascii="Times New Roman" w:hAnsi="Times New Roman" w:eastAsia="黑体"/>
                 <w:b/>
-                <w:sz w:val="24"/>
+                <w:sz w:val="21"/>
               </w:rPr>
               <w:t>时间</w:t>
             </w:r>
@@ -802,15 +867,15 @@
       <w:tr>
         <w:tc>
           <w:tcPr>
-            <w:tcW w:type="dxa" w:w="1728"/>
+            <w:tcW w:type="dxa" w:w="1134"/>
           </w:tcPr>
           <w:p>
             <w:r/>
             <w:r>
               <w:rPr>
-                <w:rFonts w:ascii="宋体" w:hAnsi="宋体" w:eastAsia="宋体"/>
+                <w:rFonts w:ascii="Times New Roman" w:hAnsi="Times New Roman" w:eastAsia="宋体"/>
                 <w:b w:val="0"/>
-                <w:sz w:val="24"/>
+                <w:sz w:val="21"/>
               </w:rPr>
               <w:t>情境导入</w:t>
             </w:r>
@@ -818,15 +883,15 @@
         </w:tc>
         <w:tc>
           <w:tcPr>
-            <w:tcW w:type="dxa" w:w="1728"/>
+            <w:tcW w:type="dxa" w:w="3402"/>
           </w:tcPr>
           <w:p>
             <w:r/>
             <w:r>
               <w:rPr>
-                <w:rFonts w:ascii="宋体" w:hAnsi="宋体" w:eastAsia="宋体"/>
+                <w:rFonts w:ascii="Times New Roman" w:hAnsi="Times New Roman" w:eastAsia="宋体"/>
                 <w:b w:val="0"/>
-                <w:sz w:val="24"/>
+                <w:sz w:val="21"/>
               </w:rPr>
               <w:t>播放/展示鸟类迁徙或观鸟短视频，提问"你能说出关于鸟类的哪些信息？这些信息从哪来？"</w:t>
             </w:r>
@@ -834,15 +899,15 @@
         </w:tc>
         <w:tc>
           <w:tcPr>
-            <w:tcW w:type="dxa" w:w="1728"/>
+            <w:tcW w:type="dxa" w:w="2835"/>
           </w:tcPr>
           <w:p>
             <w:r/>
             <w:r>
               <w:rPr>
-                <w:rFonts w:ascii="宋体" w:hAnsi="宋体" w:eastAsia="宋体"/>
+                <w:rFonts w:ascii="Times New Roman" w:hAnsi="Times New Roman" w:eastAsia="宋体"/>
                 <w:b w:val="0"/>
-                <w:sz w:val="24"/>
+                <w:sz w:val="21"/>
               </w:rPr>
               <w:t>自由发言，列举鸟类现象</w:t>
             </w:r>
@@ -850,15 +915,15 @@
         </w:tc>
         <w:tc>
           <w:tcPr>
-            <w:tcW w:type="dxa" w:w="1728"/>
+            <w:tcW w:type="dxa" w:w="1701"/>
           </w:tcPr>
           <w:p>
             <w:r/>
             <w:r>
               <w:rPr>
-                <w:rFonts w:ascii="宋体" w:hAnsi="宋体" w:eastAsia="宋体"/>
+                <w:rFonts w:ascii="Times New Roman" w:hAnsi="Times New Roman" w:eastAsia="宋体"/>
                 <w:b w:val="0"/>
-                <w:sz w:val="24"/>
+                <w:sz w:val="21"/>
               </w:rPr>
               <w:t>激发兴趣，引出问题</w:t>
             </w:r>
@@ -866,15 +931,15 @@
         </w:tc>
         <w:tc>
           <w:tcPr>
-            <w:tcW w:type="dxa" w:w="1728"/>
+            <w:tcW w:type="dxa" w:w="794"/>
           </w:tcPr>
           <w:p>
             <w:r/>
             <w:r>
               <w:rPr>
-                <w:rFonts w:ascii="宋体" w:hAnsi="宋体" w:eastAsia="宋体"/>
+                <w:rFonts w:ascii="Times New Roman" w:hAnsi="Times New Roman" w:eastAsia="宋体"/>
                 <w:b w:val="0"/>
-                <w:sz w:val="24"/>
+                <w:sz w:val="21"/>
               </w:rPr>
               <w:t>5min</w:t>
             </w:r>
@@ -884,15 +949,15 @@
       <w:tr>
         <w:tc>
           <w:tcPr>
-            <w:tcW w:type="dxa" w:w="1728"/>
+            <w:tcW w:type="dxa" w:w="1134"/>
           </w:tcPr>
           <w:p>
             <w:r/>
             <w:r>
               <w:rPr>
-                <w:rFonts w:ascii="宋体" w:hAnsi="宋体" w:eastAsia="宋体"/>
+                <w:rFonts w:ascii="Times New Roman" w:hAnsi="Times New Roman" w:eastAsia="宋体"/>
                 <w:b w:val="0"/>
-                <w:sz w:val="24"/>
+                <w:sz w:val="21"/>
               </w:rPr>
               <w:t>项目立项</w:t>
             </w:r>
@@ -900,31 +965,31 @@
         </w:tc>
         <w:tc>
           <w:tcPr>
-            <w:tcW w:type="dxa" w:w="1728"/>
+            <w:tcW w:type="dxa" w:w="3402"/>
           </w:tcPr>
           <w:p>
             <w:r/>
             <w:r>
               <w:rPr>
-                <w:rFonts w:ascii="宋体" w:hAnsi="宋体" w:eastAsia="宋体"/>
+                <w:rFonts w:ascii="Times New Roman" w:hAnsi="Times New Roman" w:eastAsia="宋体"/>
                 <w:b w:val="0"/>
-                <w:sz w:val="24"/>
+                <w:sz w:val="21"/>
               </w:rPr>
-              <w:t>呈现项目总任务"探秘本地鸟类"，示范提出一个可研究问题（如：校园里的鸟何时出现？候鸟何时南飞？）</w:t>
+              <w:t>呈现项目总任务"探秘本地鸟类"，示范提出可研究问题（如：校园里的鸟何时出现？候鸟何时南飞？）</w:t>
             </w:r>
           </w:p>
         </w:tc>
         <w:tc>
           <w:tcPr>
-            <w:tcW w:type="dxa" w:w="1728"/>
+            <w:tcW w:type="dxa" w:w="2835"/>
           </w:tcPr>
           <w:p>
             <w:r/>
             <w:r>
               <w:rPr>
-                <w:rFonts w:ascii="宋体" w:hAnsi="宋体" w:eastAsia="宋体"/>
+                <w:rFonts w:ascii="Times New Roman" w:hAnsi="Times New Roman" w:eastAsia="宋体"/>
                 <w:b w:val="0"/>
-                <w:sz w:val="24"/>
+                <w:sz w:val="21"/>
               </w:rPr>
               <w:t>小组讨论，确定本组研究问题</w:t>
             </w:r>
@@ -932,31 +997,31 @@
         </w:tc>
         <w:tc>
           <w:tcPr>
-            <w:tcW w:type="dxa" w:w="1728"/>
+            <w:tcW w:type="dxa" w:w="1701"/>
           </w:tcPr>
           <w:p>
             <w:r/>
             <w:r>
               <w:rPr>
-                <w:rFonts w:ascii="宋体" w:hAnsi="宋体" w:eastAsia="宋体"/>
+                <w:rFonts w:ascii="Times New Roman" w:hAnsi="Times New Roman" w:eastAsia="宋体"/>
                 <w:b w:val="0"/>
-                <w:sz w:val="24"/>
+                <w:sz w:val="21"/>
               </w:rPr>
-              <w:t>学会提出可研究的问题</w:t>
+              <w:t>学会提出可研究的真实问题</w:t>
             </w:r>
           </w:p>
         </w:tc>
         <w:tc>
           <w:tcPr>
-            <w:tcW w:type="dxa" w:w="1728"/>
+            <w:tcW w:type="dxa" w:w="794"/>
           </w:tcPr>
           <w:p>
             <w:r/>
             <w:r>
               <w:rPr>
-                <w:rFonts w:ascii="宋体" w:hAnsi="宋体" w:eastAsia="宋体"/>
+                <w:rFonts w:ascii="Times New Roman" w:hAnsi="Times New Roman" w:eastAsia="宋体"/>
                 <w:b w:val="0"/>
-                <w:sz w:val="24"/>
+                <w:sz w:val="21"/>
               </w:rPr>
               <w:t>10min</w:t>
             </w:r>
@@ -966,15 +1031,15 @@
       <w:tr>
         <w:tc>
           <w:tcPr>
-            <w:tcW w:type="dxa" w:w="1728"/>
+            <w:tcW w:type="dxa" w:w="1134"/>
           </w:tcPr>
           <w:p>
             <w:r/>
             <w:r>
               <w:rPr>
-                <w:rFonts w:ascii="宋体" w:hAnsi="宋体" w:eastAsia="宋体"/>
+                <w:rFonts w:ascii="Times New Roman" w:hAnsi="Times New Roman" w:eastAsia="宋体"/>
                 <w:b w:val="0"/>
-                <w:sz w:val="24"/>
+                <w:sz w:val="21"/>
               </w:rPr>
               <w:t>概念初识</w:t>
             </w:r>
@@ -982,15 +1047,15 @@
         </w:tc>
         <w:tc>
           <w:tcPr>
-            <w:tcW w:type="dxa" w:w="1728"/>
+            <w:tcW w:type="dxa" w:w="3402"/>
           </w:tcPr>
           <w:p>
             <w:r/>
             <w:r>
               <w:rPr>
-                <w:rFonts w:ascii="宋体" w:hAnsi="宋体" w:eastAsia="宋体"/>
+                <w:rFonts w:ascii="Times New Roman" w:hAnsi="Times New Roman" w:eastAsia="宋体"/>
                 <w:b w:val="0"/>
-                <w:sz w:val="24"/>
+                <w:sz w:val="21"/>
               </w:rPr>
               <w:t>展示一组"鸟类观察记录"（日期、地点、数量、天气），提问：这些是数据还是信息？</w:t>
             </w:r>
@@ -998,15 +1063,15 @@
         </w:tc>
         <w:tc>
           <w:tcPr>
-            <w:tcW w:type="dxa" w:w="1728"/>
+            <w:tcW w:type="dxa" w:w="2835"/>
           </w:tcPr>
           <w:p>
             <w:r/>
             <w:r>
               <w:rPr>
-                <w:rFonts w:ascii="宋体" w:hAnsi="宋体" w:eastAsia="宋体"/>
+                <w:rFonts w:ascii="Times New Roman" w:hAnsi="Times New Roman" w:eastAsia="宋体"/>
                 <w:b w:val="0"/>
-                <w:sz w:val="24"/>
+                <w:sz w:val="21"/>
               </w:rPr>
               <w:t>辨析原始记录与有意义结论</w:t>
             </w:r>
@@ -1014,15 +1079,15 @@
         </w:tc>
         <w:tc>
           <w:tcPr>
-            <w:tcW w:type="dxa" w:w="1728"/>
+            <w:tcW w:type="dxa" w:w="1701"/>
           </w:tcPr>
           <w:p>
             <w:r/>
             <w:r>
               <w:rPr>
-                <w:rFonts w:ascii="宋体" w:hAnsi="宋体" w:eastAsia="宋体"/>
+                <w:rFonts w:ascii="Times New Roman" w:hAnsi="Times New Roman" w:eastAsia="宋体"/>
                 <w:b w:val="0"/>
-                <w:sz w:val="24"/>
+                <w:sz w:val="21"/>
               </w:rPr>
               <w:t>建立"数据"初步概念</w:t>
             </w:r>
@@ -1030,15 +1095,15 @@
         </w:tc>
         <w:tc>
           <w:tcPr>
-            <w:tcW w:type="dxa" w:w="1728"/>
+            <w:tcW w:type="dxa" w:w="794"/>
           </w:tcPr>
           <w:p>
             <w:r/>
             <w:r>
               <w:rPr>
-                <w:rFonts w:ascii="宋体" w:hAnsi="宋体" w:eastAsia="宋体"/>
+                <w:rFonts w:ascii="Times New Roman" w:hAnsi="Times New Roman" w:eastAsia="宋体"/>
                 <w:b w:val="0"/>
-                <w:sz w:val="24"/>
+                <w:sz w:val="21"/>
               </w:rPr>
               <w:t>10min</w:t>
             </w:r>
@@ -1048,15 +1113,15 @@
       <w:tr>
         <w:tc>
           <w:tcPr>
-            <w:tcW w:type="dxa" w:w="1728"/>
+            <w:tcW w:type="dxa" w:w="1134"/>
           </w:tcPr>
           <w:p>
             <w:r/>
             <w:r>
               <w:rPr>
-                <w:rFonts w:ascii="宋体" w:hAnsi="宋体" w:eastAsia="宋体"/>
+                <w:rFonts w:ascii="Times New Roman" w:hAnsi="Times New Roman" w:eastAsia="宋体"/>
                 <w:b w:val="0"/>
-                <w:sz w:val="24"/>
+                <w:sz w:val="21"/>
               </w:rPr>
               <w:t>规划分工</w:t>
             </w:r>
@@ -1064,15 +1129,15 @@
         </w:tc>
         <w:tc>
           <w:tcPr>
-            <w:tcW w:type="dxa" w:w="1728"/>
+            <w:tcW w:type="dxa" w:w="3402"/>
           </w:tcPr>
           <w:p>
             <w:r/>
             <w:r>
               <w:rPr>
-                <w:rFonts w:ascii="宋体" w:hAnsi="宋体" w:eastAsia="宋体"/>
+                <w:rFonts w:ascii="Times New Roman" w:hAnsi="Times New Roman" w:eastAsia="宋体"/>
                 <w:b w:val="0"/>
-                <w:sz w:val="24"/>
+                <w:sz w:val="21"/>
               </w:rPr>
               <w:t>发放《项目观察记录表》和《项目计划书》，指导明确分工</w:t>
             </w:r>
@@ -1080,31 +1145,31 @@
         </w:tc>
         <w:tc>
           <w:tcPr>
-            <w:tcW w:type="dxa" w:w="1728"/>
+            <w:tcW w:type="dxa" w:w="2835"/>
           </w:tcPr>
           <w:p>
             <w:r/>
             <w:r>
               <w:rPr>
-                <w:rFonts w:ascii="宋体" w:hAnsi="宋体" w:eastAsia="宋体"/>
+                <w:rFonts w:ascii="Times New Roman" w:hAnsi="Times New Roman" w:eastAsia="宋体"/>
                 <w:b w:val="0"/>
-                <w:sz w:val="24"/>
+                <w:sz w:val="21"/>
               </w:rPr>
-              <w:t>填写项目计划书，确定记录人、统计人等角色</w:t>
+              <w:t>填写项目计划书，确定记录员、统计员等角色</w:t>
             </w:r>
           </w:p>
         </w:tc>
         <w:tc>
           <w:tcPr>
-            <w:tcW w:type="dxa" w:w="1728"/>
+            <w:tcW w:type="dxa" w:w="1701"/>
           </w:tcPr>
           <w:p>
             <w:r/>
             <w:r>
               <w:rPr>
-                <w:rFonts w:ascii="宋体" w:hAnsi="宋体" w:eastAsia="宋体"/>
+                <w:rFonts w:ascii="Times New Roman" w:hAnsi="Times New Roman" w:eastAsia="宋体"/>
                 <w:b w:val="0"/>
-                <w:sz w:val="24"/>
+                <w:sz w:val="21"/>
               </w:rPr>
               <w:t>培养规划与协作能力</w:t>
             </w:r>
@@ -1112,15 +1177,15 @@
         </w:tc>
         <w:tc>
           <w:tcPr>
-            <w:tcW w:type="dxa" w:w="1728"/>
+            <w:tcW w:type="dxa" w:w="794"/>
           </w:tcPr>
           <w:p>
             <w:r/>
             <w:r>
               <w:rPr>
-                <w:rFonts w:ascii="宋体" w:hAnsi="宋体" w:eastAsia="宋体"/>
+                <w:rFonts w:ascii="Times New Roman" w:hAnsi="Times New Roman" w:eastAsia="宋体"/>
                 <w:b w:val="0"/>
-                <w:sz w:val="24"/>
+                <w:sz w:val="21"/>
               </w:rPr>
               <w:t>15min</w:t>
             </w:r>
@@ -1130,15 +1195,15 @@
       <w:tr>
         <w:tc>
           <w:tcPr>
-            <w:tcW w:type="dxa" w:w="1728"/>
+            <w:tcW w:type="dxa" w:w="1134"/>
           </w:tcPr>
           <w:p>
             <w:r/>
             <w:r>
               <w:rPr>
-                <w:rFonts w:ascii="宋体" w:hAnsi="宋体" w:eastAsia="宋体"/>
+                <w:rFonts w:ascii="Times New Roman" w:hAnsi="Times New Roman" w:eastAsia="宋体"/>
                 <w:b w:val="0"/>
-                <w:sz w:val="24"/>
+                <w:sz w:val="21"/>
               </w:rPr>
               <w:t>小结评价</w:t>
             </w:r>
@@ -1146,15 +1211,15 @@
         </w:tc>
         <w:tc>
           <w:tcPr>
-            <w:tcW w:type="dxa" w:w="1728"/>
+            <w:tcW w:type="dxa" w:w="3402"/>
           </w:tcPr>
           <w:p>
             <w:r/>
             <w:r>
               <w:rPr>
-                <w:rFonts w:ascii="宋体" w:hAnsi="宋体" w:eastAsia="宋体"/>
+                <w:rFonts w:ascii="Times New Roman" w:hAnsi="Times New Roman" w:eastAsia="宋体"/>
                 <w:b w:val="0"/>
-                <w:sz w:val="24"/>
+                <w:sz w:val="21"/>
               </w:rPr>
               <w:t>总结"数据=客观记录"，布置课后任务（设计并预填记录表）</w:t>
             </w:r>
@@ -1162,15 +1227,15 @@
         </w:tc>
         <w:tc>
           <w:tcPr>
-            <w:tcW w:type="dxa" w:w="1728"/>
+            <w:tcW w:type="dxa" w:w="2835"/>
           </w:tcPr>
           <w:p>
             <w:r/>
             <w:r>
               <w:rPr>
-                <w:rFonts w:ascii="宋体" w:hAnsi="宋体" w:eastAsia="宋体"/>
+                <w:rFonts w:ascii="Times New Roman" w:hAnsi="Times New Roman" w:eastAsia="宋体"/>
                 <w:b w:val="0"/>
-                <w:sz w:val="24"/>
+                <w:sz w:val="21"/>
               </w:rPr>
               <w:t>完善计划书</w:t>
             </w:r>
@@ -1178,15 +1243,15 @@
         </w:tc>
         <w:tc>
           <w:tcPr>
-            <w:tcW w:type="dxa" w:w="1728"/>
+            <w:tcW w:type="dxa" w:w="1701"/>
           </w:tcPr>
           <w:p>
             <w:r/>
             <w:r>
               <w:rPr>
-                <w:rFonts w:ascii="宋体" w:hAnsi="宋体" w:eastAsia="宋体"/>
+                <w:rFonts w:ascii="Times New Roman" w:hAnsi="Times New Roman" w:eastAsia="宋体"/>
                 <w:b w:val="0"/>
-                <w:sz w:val="24"/>
+                <w:sz w:val="21"/>
               </w:rPr>
               <w:t>巩固概念</w:t>
             </w:r>
@@ -1194,15 +1259,15 @@
         </w:tc>
         <w:tc>
           <w:tcPr>
-            <w:tcW w:type="dxa" w:w="1728"/>
+            <w:tcW w:type="dxa" w:w="794"/>
           </w:tcPr>
           <w:p>
             <w:r/>
             <w:r>
               <w:rPr>
-                <w:rFonts w:ascii="宋体" w:hAnsi="宋体" w:eastAsia="宋体"/>
+                <w:rFonts w:ascii="Times New Roman" w:hAnsi="Times New Roman" w:eastAsia="宋体"/>
                 <w:b w:val="0"/>
-                <w:sz w:val="24"/>
+                <w:sz w:val="21"/>
               </w:rPr>
               <w:t>5min</w:t>
             </w:r>
@@ -1210,86 +1275,114 @@
         </w:tc>
       </w:tr>
     </w:tbl>
-    <w:p/>
     <w:p>
       <w:pPr>
-        <w:pStyle w:val="Heading3"/>
+        <w:spacing w:before="0" w:after="120" w:line="300" w:lineRule="auto"/>
       </w:pPr>
       <w:r>
         <w:rPr>
-          <w:rFonts w:ascii="宋体" w:hAnsi="宋体"/>
-        </w:rPr>
-      </w:r>
-      <w:r>
-        <w:rPr>
-          <w:rFonts w:ascii="宋体" w:hAnsi="宋体" w:eastAsia="宋体"/>
+          <w:rFonts w:ascii="Times New Roman" w:hAnsi="Times New Roman" w:eastAsia="宋体"/>
           <w:b/>
           <w:sz w:val="24"/>
         </w:rPr>
-        <w:t>板书设计</w:t>
+        <w:t>板书设计：</w:t>
       </w:r>
     </w:p>
     <w:p>
+      <w:pPr>
+        <w:spacing w:before="0" w:after="120" w:line="300" w:lineRule="auto"/>
+        <w:jc w:val="center"/>
+      </w:pPr>
       <w:r>
         <w:rPr>
-          <w:rFonts w:ascii="Consolas" w:hAnsi="Consolas"/>
-          <w:sz w:val="22"/>
+          <w:rFonts w:ascii="Times New Roman" w:hAnsi="Times New Roman" w:eastAsia="宋体"/>
+          <w:b w:val="0"/>
+          <w:sz w:val="24"/>
         </w:rPr>
         <w:t>数据（原始记录：符号） → 信息（加工后有意义） → 知识（系统化，可指导实践）</w:t>
       </w:r>
     </w:p>
     <w:p>
+      <w:pPr>
+        <w:spacing w:before="0" w:after="120" w:line="300" w:lineRule="auto"/>
+        <w:jc w:val="center"/>
+      </w:pPr>
       <w:r>
         <w:rPr>
-          <w:rFonts w:ascii="Consolas" w:hAnsi="Consolas"/>
-          <w:sz w:val="22"/>
+          <w:rFonts w:ascii="Times New Roman" w:hAnsi="Times New Roman" w:eastAsia="宋体"/>
+          <w:b w:val="0"/>
+          <w:sz w:val="24"/>
         </w:rPr>
         <w:t>实例：3月12日 7只东方白鹳 / 崇明东滩 / 晴  ←数据</w:t>
       </w:r>
     </w:p>
     <w:p>
+      <w:pPr>
+        <w:spacing w:before="0" w:after="120" w:line="300" w:lineRule="auto"/>
+        <w:jc w:val="center"/>
+      </w:pPr>
       <w:r>
         <w:rPr>
-          <w:rFonts w:ascii="Consolas" w:hAnsi="Consolas"/>
-          <w:sz w:val="22"/>
+          <w:rFonts w:ascii="Times New Roman" w:hAnsi="Times New Roman" w:eastAsia="宋体"/>
+          <w:b w:val="0"/>
+          <w:sz w:val="24"/>
         </w:rPr>
         <w:t xml:space="preserve">      今年白鹳提前一周到达 ←信息</w:t>
       </w:r>
     </w:p>
     <w:p>
+      <w:pPr>
+        <w:spacing w:before="0" w:after="120" w:line="300" w:lineRule="auto"/>
+        <w:jc w:val="center"/>
+      </w:pPr>
       <w:r>
         <w:rPr>
-          <w:rFonts w:ascii="Consolas" w:hAnsi="Consolas"/>
-          <w:sz w:val="22"/>
+          <w:rFonts w:ascii="Times New Roman" w:hAnsi="Times New Roman" w:eastAsia="宋体"/>
+          <w:b w:val="0"/>
+          <w:sz w:val="24"/>
         </w:rPr>
         <w:t xml:space="preserve">      保护迁徙停歇地有利于白鹳生存 ←知识</w:t>
       </w:r>
     </w:p>
     <w:p>
-      <w:r/>
+      <w:pPr>
+        <w:pBdr>
+          <w:bottom w:val="single" w:sz="6" w:space="1" w:color="1F6FB2"/>
+        </w:pBdr>
+      </w:pPr>
     </w:p>
     <w:p>
       <w:pPr>
-        <w:pStyle w:val="Heading2"/>
+        <w:spacing w:before="120" w:after="120" w:line="300" w:lineRule="auto"/>
       </w:pPr>
       <w:r>
         <w:rPr>
-          <w:rFonts w:ascii="宋体" w:hAnsi="宋体"/>
+          <w:rFonts w:ascii="Times New Roman" w:hAnsi="Times New Roman" w:eastAsia="黑体"/>
+          <w:b/>
+          <w:color w:val="1F6FB2"/>
+          <w:sz w:val="28"/>
         </w:rPr>
+        <w:t>第2课时　数据收集——数据是信息的载体</w:t>
       </w:r>
+    </w:p>
+    <w:p>
+      <w:pPr>
+        <w:spacing w:before="0" w:after="120" w:line="300" w:lineRule="auto"/>
+      </w:pPr>
       <w:r>
         <w:rPr>
-          <w:rFonts w:ascii="宋体" w:hAnsi="宋体" w:eastAsia="宋体"/>
+          <w:rFonts w:ascii="Times New Roman" w:hAnsi="Times New Roman" w:eastAsia="宋体"/>
           <w:b/>
           <w:sz w:val="24"/>
         </w:rPr>
-        <w:t>第2课时：数据收集——数据是信息的载体</w:t>
+        <w:t>教学目标：能设计科学合理的观察记录表；掌握观测法与资料法收集数据；理解数据是信息的载体。</w:t>
       </w:r>
     </w:p>
     <w:tbl>
       <w:tblPr>
         <w:tblStyle w:val="TableGrid"/>
         <w:tblW w:type="auto" w:w="0"/>
+        <w:jc w:val="center"/>
         <w:tblLook w:firstColumn="1" w:firstRow="1" w:lastColumn="0" w:lastRow="0" w:noHBand="0" w:noVBand="1" w:val="04A0"/>
       </w:tblPr>
       <w:tblGrid>
@@ -1302,31 +1395,39 @@
       <w:tr>
         <w:tc>
           <w:tcPr>
-            <w:tcW w:type="dxa" w:w="1728"/>
+            <w:tcW w:type="dxa" w:w="1134"/>
+            <w:shd w:val="clear" w:fill="D9E2F3"/>
           </w:tcPr>
           <w:p>
+            <w:pPr>
+              <w:jc w:val="center"/>
+            </w:pPr>
             <w:r/>
             <w:r>
               <w:rPr>
-                <w:rFonts w:ascii="宋体" w:hAnsi="宋体" w:eastAsia="宋体"/>
+                <w:rFonts w:ascii="Times New Roman" w:hAnsi="Times New Roman" w:eastAsia="黑体"/>
                 <w:b/>
-                <w:sz w:val="24"/>
+                <w:sz w:val="21"/>
               </w:rPr>
-              <w:t>环节</w:t>
+              <w:t>教学环节</w:t>
             </w:r>
           </w:p>
         </w:tc>
         <w:tc>
           <w:tcPr>
-            <w:tcW w:type="dxa" w:w="1728"/>
+            <w:tcW w:type="dxa" w:w="3402"/>
+            <w:shd w:val="clear" w:fill="D9E2F3"/>
           </w:tcPr>
           <w:p>
+            <w:pPr>
+              <w:jc w:val="center"/>
+            </w:pPr>
             <w:r/>
             <w:r>
               <w:rPr>
-                <w:rFonts w:ascii="宋体" w:hAnsi="宋体" w:eastAsia="宋体"/>
+                <w:rFonts w:ascii="Times New Roman" w:hAnsi="Times New Roman" w:eastAsia="黑体"/>
                 <w:b/>
-                <w:sz w:val="24"/>
+                <w:sz w:val="21"/>
               </w:rPr>
               <w:t>教师活动</w:t>
             </w:r>
@@ -1334,15 +1435,19 @@
         </w:tc>
         <w:tc>
           <w:tcPr>
-            <w:tcW w:type="dxa" w:w="1728"/>
+            <w:tcW w:type="dxa" w:w="2835"/>
+            <w:shd w:val="clear" w:fill="D9E2F3"/>
           </w:tcPr>
           <w:p>
+            <w:pPr>
+              <w:jc w:val="center"/>
+            </w:pPr>
             <w:r/>
             <w:r>
               <w:rPr>
-                <w:rFonts w:ascii="宋体" w:hAnsi="宋体" w:eastAsia="宋体"/>
+                <w:rFonts w:ascii="Times New Roman" w:hAnsi="Times New Roman" w:eastAsia="黑体"/>
                 <w:b/>
-                <w:sz w:val="24"/>
+                <w:sz w:val="21"/>
               </w:rPr>
               <w:t>学生活动</w:t>
             </w:r>
@@ -1350,15 +1455,19 @@
         </w:tc>
         <w:tc>
           <w:tcPr>
-            <w:tcW w:type="dxa" w:w="1728"/>
+            <w:tcW w:type="dxa" w:w="1701"/>
+            <w:shd w:val="clear" w:fill="D9E2F3"/>
           </w:tcPr>
           <w:p>
+            <w:pPr>
+              <w:jc w:val="center"/>
+            </w:pPr>
             <w:r/>
             <w:r>
               <w:rPr>
-                <w:rFonts w:ascii="宋体" w:hAnsi="宋体" w:eastAsia="宋体"/>
+                <w:rFonts w:ascii="Times New Roman" w:hAnsi="Times New Roman" w:eastAsia="黑体"/>
                 <w:b/>
-                <w:sz w:val="24"/>
+                <w:sz w:val="21"/>
               </w:rPr>
               <w:t>设计意图</w:t>
             </w:r>
@@ -1366,15 +1475,19 @@
         </w:tc>
         <w:tc>
           <w:tcPr>
-            <w:tcW w:type="dxa" w:w="1728"/>
+            <w:tcW w:type="dxa" w:w="794"/>
+            <w:shd w:val="clear" w:fill="D9E2F3"/>
           </w:tcPr>
           <w:p>
+            <w:pPr>
+              <w:jc w:val="center"/>
+            </w:pPr>
             <w:r/>
             <w:r>
               <w:rPr>
-                <w:rFonts w:ascii="宋体" w:hAnsi="宋体" w:eastAsia="宋体"/>
+                <w:rFonts w:ascii="Times New Roman" w:hAnsi="Times New Roman" w:eastAsia="黑体"/>
                 <w:b/>
-                <w:sz w:val="24"/>
+                <w:sz w:val="21"/>
               </w:rPr>
               <w:t>时间</w:t>
             </w:r>
@@ -1384,15 +1497,15 @@
       <w:tr>
         <w:tc>
           <w:tcPr>
-            <w:tcW w:type="dxa" w:w="1728"/>
+            <w:tcW w:type="dxa" w:w="1134"/>
           </w:tcPr>
           <w:p>
             <w:r/>
             <w:r>
               <w:rPr>
-                <w:rFonts w:ascii="宋体" w:hAnsi="宋体" w:eastAsia="宋体"/>
+                <w:rFonts w:ascii="Times New Roman" w:hAnsi="Times New Roman" w:eastAsia="宋体"/>
                 <w:b w:val="0"/>
-                <w:sz w:val="24"/>
+                <w:sz w:val="21"/>
               </w:rPr>
               <w:t>反馈修订</w:t>
             </w:r>
@@ -1400,15 +1513,15 @@
         </w:tc>
         <w:tc>
           <w:tcPr>
-            <w:tcW w:type="dxa" w:w="1728"/>
+            <w:tcW w:type="dxa" w:w="3402"/>
           </w:tcPr>
           <w:p>
             <w:r/>
             <w:r>
               <w:rPr>
-                <w:rFonts w:ascii="宋体" w:hAnsi="宋体" w:eastAsia="宋体"/>
+                <w:rFonts w:ascii="Times New Roman" w:hAnsi="Times New Roman" w:eastAsia="宋体"/>
                 <w:b w:val="0"/>
-                <w:sz w:val="24"/>
+                <w:sz w:val="21"/>
               </w:rPr>
               <w:t>展示优秀记录表，指出字段设计要点（时间、地点、种类、数量、天气等）</w:t>
             </w:r>
@@ -1416,15 +1529,15 @@
         </w:tc>
         <w:tc>
           <w:tcPr>
-            <w:tcW w:type="dxa" w:w="1728"/>
+            <w:tcW w:type="dxa" w:w="2835"/>
           </w:tcPr>
           <w:p>
             <w:r/>
             <w:r>
               <w:rPr>
-                <w:rFonts w:ascii="宋体" w:hAnsi="宋体" w:eastAsia="宋体"/>
+                <w:rFonts w:ascii="Times New Roman" w:hAnsi="Times New Roman" w:eastAsia="宋体"/>
                 <w:b w:val="0"/>
-                <w:sz w:val="24"/>
+                <w:sz w:val="21"/>
               </w:rPr>
               <w:t>对照修订本组记录表</w:t>
             </w:r>
@@ -1432,15 +1545,15 @@
         </w:tc>
         <w:tc>
           <w:tcPr>
-            <w:tcW w:type="dxa" w:w="1728"/>
+            <w:tcW w:type="dxa" w:w="1701"/>
           </w:tcPr>
           <w:p>
             <w:r/>
             <w:r>
               <w:rPr>
-                <w:rFonts w:ascii="宋体" w:hAnsi="宋体" w:eastAsia="宋体"/>
+                <w:rFonts w:ascii="Times New Roman" w:hAnsi="Times New Roman" w:eastAsia="宋体"/>
                 <w:b w:val="0"/>
-                <w:sz w:val="24"/>
+                <w:sz w:val="21"/>
               </w:rPr>
               <w:t>规范数据采集</w:t>
             </w:r>
@@ -1448,15 +1561,15 @@
         </w:tc>
         <w:tc>
           <w:tcPr>
-            <w:tcW w:type="dxa" w:w="1728"/>
+            <w:tcW w:type="dxa" w:w="794"/>
           </w:tcPr>
           <w:p>
             <w:r/>
             <w:r>
               <w:rPr>
-                <w:rFonts w:ascii="宋体" w:hAnsi="宋体" w:eastAsia="宋体"/>
+                <w:rFonts w:ascii="Times New Roman" w:hAnsi="Times New Roman" w:eastAsia="宋体"/>
                 <w:b w:val="0"/>
-                <w:sz w:val="24"/>
+                <w:sz w:val="21"/>
               </w:rPr>
               <w:t>5min</w:t>
             </w:r>
@@ -1466,15 +1579,15 @@
       <w:tr>
         <w:tc>
           <w:tcPr>
-            <w:tcW w:type="dxa" w:w="1728"/>
+            <w:tcW w:type="dxa" w:w="1134"/>
           </w:tcPr>
           <w:p>
             <w:r/>
             <w:r>
               <w:rPr>
-                <w:rFonts w:ascii="宋体" w:hAnsi="宋体" w:eastAsia="宋体"/>
+                <w:rFonts w:ascii="Times New Roman" w:hAnsi="Times New Roman" w:eastAsia="宋体"/>
                 <w:b w:val="0"/>
-                <w:sz w:val="24"/>
+                <w:sz w:val="21"/>
               </w:rPr>
               <w:t>收集录入</w:t>
             </w:r>
@@ -1482,15 +1595,15 @@
         </w:tc>
         <w:tc>
           <w:tcPr>
-            <w:tcW w:type="dxa" w:w="1728"/>
+            <w:tcW w:type="dxa" w:w="3402"/>
           </w:tcPr>
           <w:p>
             <w:r/>
             <w:r>
               <w:rPr>
-                <w:rFonts w:ascii="宋体" w:hAnsi="宋体" w:eastAsia="宋体"/>
+                <w:rFonts w:ascii="Times New Roman" w:hAnsi="Times New Roman" w:eastAsia="宋体"/>
                 <w:b w:val="0"/>
-                <w:sz w:val="24"/>
+                <w:sz w:val="21"/>
               </w:rPr>
               <w:t>组织学生用资料法（教材/网络鸟类图鉴）或观测法收集数据；指导用电子表格录入</w:t>
             </w:r>
@@ -1498,15 +1611,15 @@
         </w:tc>
         <w:tc>
           <w:tcPr>
-            <w:tcW w:type="dxa" w:w="1728"/>
+            <w:tcW w:type="dxa" w:w="2835"/>
           </w:tcPr>
           <w:p>
             <w:r/>
             <w:r>
               <w:rPr>
-                <w:rFonts w:ascii="宋体" w:hAnsi="宋体" w:eastAsia="宋体"/>
+                <w:rFonts w:ascii="Times New Roman" w:hAnsi="Times New Roman" w:eastAsia="宋体"/>
                 <w:b w:val="0"/>
-                <w:sz w:val="24"/>
+                <w:sz w:val="21"/>
               </w:rPr>
               <w:t>分组收集并录入数据，注意数据的真实性、准确性</w:t>
             </w:r>
@@ -1514,15 +1627,15 @@
         </w:tc>
         <w:tc>
           <w:tcPr>
-            <w:tcW w:type="dxa" w:w="1728"/>
+            <w:tcW w:type="dxa" w:w="1701"/>
           </w:tcPr>
           <w:p>
             <w:r/>
             <w:r>
               <w:rPr>
-                <w:rFonts w:ascii="宋体" w:hAnsi="宋体" w:eastAsia="宋体"/>
+                <w:rFonts w:ascii="Times New Roman" w:hAnsi="Times New Roman" w:eastAsia="宋体"/>
                 <w:b w:val="0"/>
-                <w:sz w:val="24"/>
+                <w:sz w:val="21"/>
               </w:rPr>
               <w:t>体验真实数据采集</w:t>
             </w:r>
@@ -1530,15 +1643,15 @@
         </w:tc>
         <w:tc>
           <w:tcPr>
-            <w:tcW w:type="dxa" w:w="1728"/>
+            <w:tcW w:type="dxa" w:w="794"/>
           </w:tcPr>
           <w:p>
             <w:r/>
             <w:r>
               <w:rPr>
-                <w:rFonts w:ascii="宋体" w:hAnsi="宋体" w:eastAsia="宋体"/>
+                <w:rFonts w:ascii="Times New Roman" w:hAnsi="Times New Roman" w:eastAsia="宋体"/>
                 <w:b w:val="0"/>
-                <w:sz w:val="24"/>
+                <w:sz w:val="21"/>
               </w:rPr>
               <w:t>15min</w:t>
             </w:r>
@@ -1548,15 +1661,15 @@
       <w:tr>
         <w:tc>
           <w:tcPr>
-            <w:tcW w:type="dxa" w:w="1728"/>
+            <w:tcW w:type="dxa" w:w="1134"/>
           </w:tcPr>
           <w:p>
             <w:r/>
             <w:r>
               <w:rPr>
-                <w:rFonts w:ascii="宋体" w:hAnsi="宋体" w:eastAsia="宋体"/>
+                <w:rFonts w:ascii="Times New Roman" w:hAnsi="Times New Roman" w:eastAsia="宋体"/>
                 <w:b w:val="0"/>
-                <w:sz w:val="24"/>
+                <w:sz w:val="21"/>
               </w:rPr>
               <w:t>整理清洗</w:t>
             </w:r>
@@ -1564,15 +1677,15 @@
         </w:tc>
         <w:tc>
           <w:tcPr>
-            <w:tcW w:type="dxa" w:w="1728"/>
+            <w:tcW w:type="dxa" w:w="3402"/>
           </w:tcPr>
           <w:p>
             <w:r/>
             <w:r>
               <w:rPr>
-                <w:rFonts w:ascii="宋体" w:hAnsi="宋体" w:eastAsia="宋体"/>
+                <w:rFonts w:ascii="Times New Roman" w:hAnsi="Times New Roman" w:eastAsia="宋体"/>
                 <w:b w:val="0"/>
-                <w:sz w:val="24"/>
+                <w:sz w:val="21"/>
               </w:rPr>
               <w:t>引导处理重复、缺失、异常数据（如记错数量）</w:t>
             </w:r>
@@ -1580,15 +1693,15 @@
         </w:tc>
         <w:tc>
           <w:tcPr>
-            <w:tcW w:type="dxa" w:w="1728"/>
+            <w:tcW w:type="dxa" w:w="2835"/>
           </w:tcPr>
           <w:p>
             <w:r/>
             <w:r>
               <w:rPr>
-                <w:rFonts w:ascii="宋体" w:hAnsi="宋体" w:eastAsia="宋体"/>
+                <w:rFonts w:ascii="Times New Roman" w:hAnsi="Times New Roman" w:eastAsia="宋体"/>
                 <w:b w:val="0"/>
-                <w:sz w:val="24"/>
+                <w:sz w:val="21"/>
               </w:rPr>
               <w:t>检查并整理数据，讨论为什么不能随便改数据</w:t>
             </w:r>
@@ -1596,15 +1709,15 @@
         </w:tc>
         <w:tc>
           <w:tcPr>
-            <w:tcW w:type="dxa" w:w="1728"/>
+            <w:tcW w:type="dxa" w:w="1701"/>
           </w:tcPr>
           <w:p>
             <w:r/>
             <w:r>
               <w:rPr>
-                <w:rFonts w:ascii="宋体" w:hAnsi="宋体" w:eastAsia="宋体"/>
+                <w:rFonts w:ascii="Times New Roman" w:hAnsi="Times New Roman" w:eastAsia="宋体"/>
                 <w:b w:val="0"/>
-                <w:sz w:val="24"/>
+                <w:sz w:val="21"/>
               </w:rPr>
               <w:t>培养数据质量意识</w:t>
             </w:r>
@@ -1612,15 +1725,15 @@
         </w:tc>
         <w:tc>
           <w:tcPr>
-            <w:tcW w:type="dxa" w:w="1728"/>
+            <w:tcW w:type="dxa" w:w="794"/>
           </w:tcPr>
           <w:p>
             <w:r/>
             <w:r>
               <w:rPr>
-                <w:rFonts w:ascii="宋体" w:hAnsi="宋体" w:eastAsia="宋体"/>
+                <w:rFonts w:ascii="Times New Roman" w:hAnsi="Times New Roman" w:eastAsia="宋体"/>
                 <w:b w:val="0"/>
-                <w:sz w:val="24"/>
+                <w:sz w:val="21"/>
               </w:rPr>
               <w:t>10min</w:t>
             </w:r>
@@ -1630,15 +1743,15 @@
       <w:tr>
         <w:tc>
           <w:tcPr>
-            <w:tcW w:type="dxa" w:w="1728"/>
+            <w:tcW w:type="dxa" w:w="1134"/>
           </w:tcPr>
           <w:p>
             <w:r/>
             <w:r>
               <w:rPr>
-                <w:rFonts w:ascii="宋体" w:hAnsi="宋体" w:eastAsia="宋体"/>
+                <w:rFonts w:ascii="Times New Roman" w:hAnsi="Times New Roman" w:eastAsia="宋体"/>
                 <w:b w:val="0"/>
-                <w:sz w:val="24"/>
+                <w:sz w:val="21"/>
               </w:rPr>
               <w:t>概念深化</w:t>
             </w:r>
@@ -1646,15 +1759,15 @@
         </w:tc>
         <w:tc>
           <w:tcPr>
-            <w:tcW w:type="dxa" w:w="1728"/>
+            <w:tcW w:type="dxa" w:w="3402"/>
           </w:tcPr>
           <w:p>
             <w:r/>
             <w:r>
               <w:rPr>
-                <w:rFonts w:ascii="宋体" w:hAnsi="宋体" w:eastAsia="宋体"/>
+                <w:rFonts w:ascii="Times New Roman" w:hAnsi="Times New Roman" w:eastAsia="宋体"/>
                 <w:b w:val="0"/>
-                <w:sz w:val="24"/>
+                <w:sz w:val="21"/>
               </w:rPr>
               <w:t>提问：没有记录表，这些"信息"还在吗？数据对信息意味着什么？</w:t>
             </w:r>
@@ -1662,15 +1775,15 @@
         </w:tc>
         <w:tc>
           <w:tcPr>
-            <w:tcW w:type="dxa" w:w="1728"/>
+            <w:tcW w:type="dxa" w:w="2835"/>
           </w:tcPr>
           <w:p>
             <w:r/>
             <w:r>
               <w:rPr>
-                <w:rFonts w:ascii="宋体" w:hAnsi="宋体" w:eastAsia="宋体"/>
+                <w:rFonts w:ascii="Times New Roman" w:hAnsi="Times New Roman" w:eastAsia="宋体"/>
                 <w:b w:val="0"/>
-                <w:sz w:val="24"/>
+                <w:sz w:val="21"/>
               </w:rPr>
               <w:t>体会"数据是信息的载体"</w:t>
             </w:r>
@@ -1678,15 +1791,15 @@
         </w:tc>
         <w:tc>
           <w:tcPr>
-            <w:tcW w:type="dxa" w:w="1728"/>
+            <w:tcW w:type="dxa" w:w="1701"/>
           </w:tcPr>
           <w:p>
             <w:r/>
             <w:r>
               <w:rPr>
-                <w:rFonts w:ascii="宋体" w:hAnsi="宋体" w:eastAsia="宋体"/>
+                <w:rFonts w:ascii="Times New Roman" w:hAnsi="Times New Roman" w:eastAsia="宋体"/>
                 <w:b w:val="0"/>
-                <w:sz w:val="24"/>
+                <w:sz w:val="21"/>
               </w:rPr>
               <w:t>突破重难点</w:t>
             </w:r>
@@ -1694,15 +1807,15 @@
         </w:tc>
         <w:tc>
           <w:tcPr>
-            <w:tcW w:type="dxa" w:w="1728"/>
+            <w:tcW w:type="dxa" w:w="794"/>
           </w:tcPr>
           <w:p>
             <w:r/>
             <w:r>
               <w:rPr>
-                <w:rFonts w:ascii="宋体" w:hAnsi="宋体" w:eastAsia="宋体"/>
+                <w:rFonts w:ascii="Times New Roman" w:hAnsi="Times New Roman" w:eastAsia="宋体"/>
                 <w:b w:val="0"/>
-                <w:sz w:val="24"/>
+                <w:sz w:val="21"/>
               </w:rPr>
               <w:t>10min</w:t>
             </w:r>
@@ -1712,15 +1825,15 @@
       <w:tr>
         <w:tc>
           <w:tcPr>
-            <w:tcW w:type="dxa" w:w="1728"/>
+            <w:tcW w:type="dxa" w:w="1134"/>
           </w:tcPr>
           <w:p>
             <w:r/>
             <w:r>
               <w:rPr>
-                <w:rFonts w:ascii="宋体" w:hAnsi="宋体" w:eastAsia="宋体"/>
+                <w:rFonts w:ascii="Times New Roman" w:hAnsi="Times New Roman" w:eastAsia="宋体"/>
                 <w:b w:val="0"/>
-                <w:sz w:val="24"/>
+                <w:sz w:val="21"/>
               </w:rPr>
               <w:t>小结</w:t>
             </w:r>
@@ -1728,15 +1841,15 @@
         </w:tc>
         <w:tc>
           <w:tcPr>
-            <w:tcW w:type="dxa" w:w="1728"/>
+            <w:tcW w:type="dxa" w:w="3402"/>
           </w:tcPr>
           <w:p>
             <w:r/>
             <w:r>
               <w:rPr>
-                <w:rFonts w:ascii="宋体" w:hAnsi="宋体" w:eastAsia="宋体"/>
+                <w:rFonts w:ascii="Times New Roman" w:hAnsi="Times New Roman" w:eastAsia="宋体"/>
                 <w:b w:val="0"/>
-                <w:sz w:val="24"/>
+                <w:sz w:val="21"/>
               </w:rPr>
               <w:t>布置课后：补充数据并保存为电子表格</w:t>
             </w:r>
@@ -1744,15 +1857,15 @@
         </w:tc>
         <w:tc>
           <w:tcPr>
-            <w:tcW w:type="dxa" w:w="1728"/>
+            <w:tcW w:type="dxa" w:w="2835"/>
           </w:tcPr>
           <w:p>
             <w:r/>
             <w:r>
               <w:rPr>
-                <w:rFonts w:ascii="宋体" w:hAnsi="宋体" w:eastAsia="宋体"/>
+                <w:rFonts w:ascii="Times New Roman" w:hAnsi="Times New Roman" w:eastAsia="宋体"/>
                 <w:b w:val="0"/>
-                <w:sz w:val="24"/>
+                <w:sz w:val="21"/>
               </w:rPr>
               <w:t>继续收集数据</w:t>
             </w:r>
@@ -1760,31 +1873,31 @@
         </w:tc>
         <w:tc>
           <w:tcPr>
-            <w:tcW w:type="dxa" w:w="1728"/>
+            <w:tcW w:type="dxa" w:w="1701"/>
           </w:tcPr>
           <w:p>
             <w:r/>
             <w:r>
               <w:rPr>
-                <w:rFonts w:ascii="宋体" w:hAnsi="宋体" w:eastAsia="宋体"/>
+                <w:rFonts w:ascii="Times New Roman" w:hAnsi="Times New Roman" w:eastAsia="宋体"/>
                 <w:b w:val="0"/>
-                <w:sz w:val="24"/>
+                <w:sz w:val="21"/>
               </w:rPr>
-              <w:t>—</w:t>
+              <w:t>学以致用</w:t>
             </w:r>
           </w:p>
         </w:tc>
         <w:tc>
           <w:tcPr>
-            <w:tcW w:type="dxa" w:w="1728"/>
+            <w:tcW w:type="dxa" w:w="794"/>
           </w:tcPr>
           <w:p>
             <w:r/>
             <w:r>
               <w:rPr>
-                <w:rFonts w:ascii="宋体" w:hAnsi="宋体" w:eastAsia="宋体"/>
+                <w:rFonts w:ascii="Times New Roman" w:hAnsi="Times New Roman" w:eastAsia="宋体"/>
                 <w:b w:val="0"/>
-                <w:sz w:val="24"/>
+                <w:sz w:val="21"/>
               </w:rPr>
               <w:t>5min</w:t>
             </w:r>
@@ -1792,32 +1905,45 @@
         </w:tc>
       </w:tr>
     </w:tbl>
-    <w:p/>
     <w:p>
-      <w:r/>
+      <w:pPr>
+        <w:pBdr>
+          <w:bottom w:val="single" w:sz="6" w:space="1" w:color="1F6FB2"/>
+        </w:pBdr>
+      </w:pPr>
     </w:p>
     <w:p>
       <w:pPr>
-        <w:pStyle w:val="Heading2"/>
+        <w:spacing w:before="120" w:after="120" w:line="300" w:lineRule="auto"/>
       </w:pPr>
       <w:r>
         <w:rPr>
-          <w:rFonts w:ascii="宋体" w:hAnsi="宋体"/>
+          <w:rFonts w:ascii="Times New Roman" w:hAnsi="Times New Roman" w:eastAsia="黑体"/>
+          <w:b/>
+          <w:color w:val="1F6FB2"/>
+          <w:sz w:val="28"/>
         </w:rPr>
+        <w:t>第3课时　分析提炼——从信息到知识</w:t>
       </w:r>
+    </w:p>
+    <w:p>
+      <w:pPr>
+        <w:spacing w:before="0" w:after="120" w:line="300" w:lineRule="auto"/>
+      </w:pPr>
       <w:r>
         <w:rPr>
-          <w:rFonts w:ascii="宋体" w:hAnsi="宋体" w:eastAsia="宋体"/>
+          <w:rFonts w:ascii="Times New Roman" w:hAnsi="Times New Roman" w:eastAsia="宋体"/>
           <w:b/>
           <w:sz w:val="24"/>
         </w:rPr>
-        <w:t>第3课时：分析提炼——从信息到知识</w:t>
+        <w:t>教学目标：能用统计与图表加工数据；能从数据中提炼信息、上升为知识；理清三者的关系。</w:t>
       </w:r>
     </w:p>
     <w:tbl>
       <w:tblPr>
         <w:tblStyle w:val="TableGrid"/>
         <w:tblW w:type="auto" w:w="0"/>
+        <w:jc w:val="center"/>
         <w:tblLook w:firstColumn="1" w:firstRow="1" w:lastColumn="0" w:lastRow="0" w:noHBand="0" w:noVBand="1" w:val="04A0"/>
       </w:tblPr>
       <w:tblGrid>
@@ -1830,31 +1956,39 @@
       <w:tr>
         <w:tc>
           <w:tcPr>
-            <w:tcW w:type="dxa" w:w="1728"/>
+            <w:tcW w:type="dxa" w:w="1134"/>
+            <w:shd w:val="clear" w:fill="D9E2F3"/>
           </w:tcPr>
           <w:p>
+            <w:pPr>
+              <w:jc w:val="center"/>
+            </w:pPr>
             <w:r/>
             <w:r>
               <w:rPr>
-                <w:rFonts w:ascii="宋体" w:hAnsi="宋体" w:eastAsia="宋体"/>
+                <w:rFonts w:ascii="Times New Roman" w:hAnsi="Times New Roman" w:eastAsia="黑体"/>
                 <w:b/>
-                <w:sz w:val="24"/>
+                <w:sz w:val="21"/>
               </w:rPr>
-              <w:t>环节</w:t>
+              <w:t>教学环节</w:t>
             </w:r>
           </w:p>
         </w:tc>
         <w:tc>
           <w:tcPr>
-            <w:tcW w:type="dxa" w:w="1728"/>
+            <w:tcW w:type="dxa" w:w="3402"/>
+            <w:shd w:val="clear" w:fill="D9E2F3"/>
           </w:tcPr>
           <w:p>
+            <w:pPr>
+              <w:jc w:val="center"/>
+            </w:pPr>
             <w:r/>
             <w:r>
               <w:rPr>
-                <w:rFonts w:ascii="宋体" w:hAnsi="宋体" w:eastAsia="宋体"/>
+                <w:rFonts w:ascii="Times New Roman" w:hAnsi="Times New Roman" w:eastAsia="黑体"/>
                 <w:b/>
-                <w:sz w:val="24"/>
+                <w:sz w:val="21"/>
               </w:rPr>
               <w:t>教师活动</w:t>
             </w:r>
@@ -1862,15 +1996,19 @@
         </w:tc>
         <w:tc>
           <w:tcPr>
-            <w:tcW w:type="dxa" w:w="1728"/>
+            <w:tcW w:type="dxa" w:w="2835"/>
+            <w:shd w:val="clear" w:fill="D9E2F3"/>
           </w:tcPr>
           <w:p>
+            <w:pPr>
+              <w:jc w:val="center"/>
+            </w:pPr>
             <w:r/>
             <w:r>
               <w:rPr>
-                <w:rFonts w:ascii="宋体" w:hAnsi="宋体" w:eastAsia="宋体"/>
+                <w:rFonts w:ascii="Times New Roman" w:hAnsi="Times New Roman" w:eastAsia="黑体"/>
                 <w:b/>
-                <w:sz w:val="24"/>
+                <w:sz w:val="21"/>
               </w:rPr>
               <w:t>学生活动</w:t>
             </w:r>
@@ -1878,15 +2016,19 @@
         </w:tc>
         <w:tc>
           <w:tcPr>
-            <w:tcW w:type="dxa" w:w="1728"/>
+            <w:tcW w:type="dxa" w:w="1701"/>
+            <w:shd w:val="clear" w:fill="D9E2F3"/>
           </w:tcPr>
           <w:p>
+            <w:pPr>
+              <w:jc w:val="center"/>
+            </w:pPr>
             <w:r/>
             <w:r>
               <w:rPr>
-                <w:rFonts w:ascii="宋体" w:hAnsi="宋体" w:eastAsia="宋体"/>
+                <w:rFonts w:ascii="Times New Roman" w:hAnsi="Times New Roman" w:eastAsia="黑体"/>
                 <w:b/>
-                <w:sz w:val="24"/>
+                <w:sz w:val="21"/>
               </w:rPr>
               <w:t>设计意图</w:t>
             </w:r>
@@ -1894,15 +2036,19 @@
         </w:tc>
         <w:tc>
           <w:tcPr>
-            <w:tcW w:type="dxa" w:w="1728"/>
+            <w:tcW w:type="dxa" w:w="794"/>
+            <w:shd w:val="clear" w:fill="D9E2F3"/>
           </w:tcPr>
           <w:p>
+            <w:pPr>
+              <w:jc w:val="center"/>
+            </w:pPr>
             <w:r/>
             <w:r>
               <w:rPr>
-                <w:rFonts w:ascii="宋体" w:hAnsi="宋体" w:eastAsia="宋体"/>
+                <w:rFonts w:ascii="Times New Roman" w:hAnsi="Times New Roman" w:eastAsia="黑体"/>
                 <w:b/>
-                <w:sz w:val="24"/>
+                <w:sz w:val="21"/>
               </w:rPr>
               <w:t>时间</w:t>
             </w:r>
@@ -1912,15 +2058,15 @@
       <w:tr>
         <w:tc>
           <w:tcPr>
-            <w:tcW w:type="dxa" w:w="1728"/>
+            <w:tcW w:type="dxa" w:w="1134"/>
           </w:tcPr>
           <w:p>
             <w:r/>
             <w:r>
               <w:rPr>
-                <w:rFonts w:ascii="宋体" w:hAnsi="宋体" w:eastAsia="宋体"/>
+                <w:rFonts w:ascii="Times New Roman" w:hAnsi="Times New Roman" w:eastAsia="宋体"/>
                 <w:b w:val="0"/>
-                <w:sz w:val="24"/>
+                <w:sz w:val="21"/>
               </w:rPr>
               <w:t>统计图表</w:t>
             </w:r>
@@ -1928,15 +2074,15 @@
         </w:tc>
         <w:tc>
           <w:tcPr>
-            <w:tcW w:type="dxa" w:w="1728"/>
+            <w:tcW w:type="dxa" w:w="3402"/>
           </w:tcPr>
           <w:p>
             <w:r/>
             <w:r>
               <w:rPr>
-                <w:rFonts w:ascii="宋体" w:hAnsi="宋体" w:eastAsia="宋体"/>
+                <w:rFonts w:ascii="Times New Roman" w:hAnsi="Times New Roman" w:eastAsia="宋体"/>
                 <w:b w:val="0"/>
-                <w:sz w:val="24"/>
+                <w:sz w:val="21"/>
               </w:rPr>
               <w:t>演示用电子表格做统计（计数、求平均、排序）与图表（柱状图/折线图）</w:t>
             </w:r>
@@ -1944,15 +2090,15 @@
         </w:tc>
         <w:tc>
           <w:tcPr>
-            <w:tcW w:type="dxa" w:w="1728"/>
+            <w:tcW w:type="dxa" w:w="2835"/>
           </w:tcPr>
           <w:p>
             <w:r/>
             <w:r>
               <w:rPr>
-                <w:rFonts w:ascii="宋体" w:hAnsi="宋体" w:eastAsia="宋体"/>
+                <w:rFonts w:ascii="Times New Roman" w:hAnsi="Times New Roman" w:eastAsia="宋体"/>
                 <w:b w:val="0"/>
-                <w:sz w:val="24"/>
+                <w:sz w:val="21"/>
               </w:rPr>
               <w:t>对本组数据做统计并生成图表</w:t>
             </w:r>
@@ -1960,15 +2106,15 @@
         </w:tc>
         <w:tc>
           <w:tcPr>
-            <w:tcW w:type="dxa" w:w="1728"/>
+            <w:tcW w:type="dxa" w:w="1701"/>
           </w:tcPr>
           <w:p>
             <w:r/>
             <w:r>
               <w:rPr>
-                <w:rFonts w:ascii="宋体" w:hAnsi="宋体" w:eastAsia="宋体"/>
+                <w:rFonts w:ascii="Times New Roman" w:hAnsi="Times New Roman" w:eastAsia="宋体"/>
                 <w:b w:val="0"/>
-                <w:sz w:val="24"/>
+                <w:sz w:val="21"/>
               </w:rPr>
               <w:t>体验数据加工</w:t>
             </w:r>
@@ -1976,15 +2122,15 @@
         </w:tc>
         <w:tc>
           <w:tcPr>
-            <w:tcW w:type="dxa" w:w="1728"/>
+            <w:tcW w:type="dxa" w:w="794"/>
           </w:tcPr>
           <w:p>
             <w:r/>
             <w:r>
               <w:rPr>
-                <w:rFonts w:ascii="宋体" w:hAnsi="宋体" w:eastAsia="宋体"/>
+                <w:rFonts w:ascii="Times New Roman" w:hAnsi="Times New Roman" w:eastAsia="宋体"/>
                 <w:b w:val="0"/>
-                <w:sz w:val="24"/>
+                <w:sz w:val="21"/>
               </w:rPr>
               <w:t>12min</w:t>
             </w:r>
@@ -1994,15 +2140,15 @@
       <w:tr>
         <w:tc>
           <w:tcPr>
-            <w:tcW w:type="dxa" w:w="1728"/>
+            <w:tcW w:type="dxa" w:w="1134"/>
           </w:tcPr>
           <w:p>
             <w:r/>
             <w:r>
               <w:rPr>
-                <w:rFonts w:ascii="宋体" w:hAnsi="宋体" w:eastAsia="宋体"/>
+                <w:rFonts w:ascii="Times New Roman" w:hAnsi="Times New Roman" w:eastAsia="宋体"/>
                 <w:b w:val="0"/>
-                <w:sz w:val="24"/>
+                <w:sz w:val="21"/>
               </w:rPr>
               <w:t>提炼信息</w:t>
             </w:r>
@@ -2010,15 +2156,15 @@
         </w:tc>
         <w:tc>
           <w:tcPr>
-            <w:tcW w:type="dxa" w:w="1728"/>
+            <w:tcW w:type="dxa" w:w="3402"/>
           </w:tcPr>
           <w:p>
             <w:r/>
             <w:r>
               <w:rPr>
-                <w:rFonts w:ascii="宋体" w:hAnsi="宋体" w:eastAsia="宋体"/>
+                <w:rFonts w:ascii="Times New Roman" w:hAnsi="Times New Roman" w:eastAsia="宋体"/>
                 <w:b w:val="0"/>
-                <w:sz w:val="24"/>
+                <w:sz w:val="21"/>
               </w:rPr>
               <w:t>引导从图表读出结论："本组记录到____种鸟，白鹭出现次数最多"</w:t>
             </w:r>
@@ -2026,15 +2172,15 @@
         </w:tc>
         <w:tc>
           <w:tcPr>
-            <w:tcW w:type="dxa" w:w="1728"/>
+            <w:tcW w:type="dxa" w:w="2835"/>
           </w:tcPr>
           <w:p>
             <w:r/>
             <w:r>
               <w:rPr>
-                <w:rFonts w:ascii="宋体" w:hAnsi="宋体" w:eastAsia="宋体"/>
+                <w:rFonts w:ascii="Times New Roman" w:hAnsi="Times New Roman" w:eastAsia="宋体"/>
                 <w:b w:val="0"/>
-                <w:sz w:val="24"/>
+                <w:sz w:val="21"/>
               </w:rPr>
               <w:t>用一句话概括图表反映的现象</w:t>
             </w:r>
@@ -2042,15 +2188,15 @@
         </w:tc>
         <w:tc>
           <w:tcPr>
-            <w:tcW w:type="dxa" w:w="1728"/>
+            <w:tcW w:type="dxa" w:w="1701"/>
           </w:tcPr>
           <w:p>
             <w:r/>
             <w:r>
               <w:rPr>
-                <w:rFonts w:ascii="宋体" w:hAnsi="宋体" w:eastAsia="宋体"/>
+                <w:rFonts w:ascii="Times New Roman" w:hAnsi="Times New Roman" w:eastAsia="宋体"/>
                 <w:b w:val="0"/>
-                <w:sz w:val="24"/>
+                <w:sz w:val="21"/>
               </w:rPr>
               <w:t>理解"信息=有意义的数据"</w:t>
             </w:r>
@@ -2058,15 +2204,15 @@
         </w:tc>
         <w:tc>
           <w:tcPr>
-            <w:tcW w:type="dxa" w:w="1728"/>
+            <w:tcW w:type="dxa" w:w="794"/>
           </w:tcPr>
           <w:p>
             <w:r/>
             <w:r>
               <w:rPr>
-                <w:rFonts w:ascii="宋体" w:hAnsi="宋体" w:eastAsia="宋体"/>
+                <w:rFonts w:ascii="Times New Roman" w:hAnsi="Times New Roman" w:eastAsia="宋体"/>
                 <w:b w:val="0"/>
-                <w:sz w:val="24"/>
+                <w:sz w:val="21"/>
               </w:rPr>
               <w:t>10min</w:t>
             </w:r>
@@ -2076,15 +2222,15 @@
       <w:tr>
         <w:tc>
           <w:tcPr>
-            <w:tcW w:type="dxa" w:w="1728"/>
+            <w:tcW w:type="dxa" w:w="1134"/>
           </w:tcPr>
           <w:p>
             <w:r/>
             <w:r>
               <w:rPr>
-                <w:rFonts w:ascii="宋体" w:hAnsi="宋体" w:eastAsia="宋体"/>
+                <w:rFonts w:ascii="Times New Roman" w:hAnsi="Times New Roman" w:eastAsia="宋体"/>
                 <w:b w:val="0"/>
-                <w:sz w:val="24"/>
+                <w:sz w:val="21"/>
               </w:rPr>
               <w:t>生成知识</w:t>
             </w:r>
@@ -2092,15 +2238,15 @@
         </w:tc>
         <w:tc>
           <w:tcPr>
-            <w:tcW w:type="dxa" w:w="1728"/>
+            <w:tcW w:type="dxa" w:w="3402"/>
           </w:tcPr>
           <w:p>
             <w:r/>
             <w:r>
               <w:rPr>
-                <w:rFonts w:ascii="宋体" w:hAnsi="宋体" w:eastAsia="宋体"/>
+                <w:rFonts w:ascii="Times New Roman" w:hAnsi="Times New Roman" w:eastAsia="宋体"/>
                 <w:b w:val="0"/>
-                <w:sz w:val="24"/>
+                <w:sz w:val="21"/>
               </w:rPr>
               <w:t>对比信息与知识：概括的规律（如"城市公园鸟类多于工业区"）与能否指导护鸟行动</w:t>
             </w:r>
@@ -2108,15 +2254,15 @@
         </w:tc>
         <w:tc>
           <w:tcPr>
-            <w:tcW w:type="dxa" w:w="1728"/>
+            <w:tcW w:type="dxa" w:w="2835"/>
           </w:tcPr>
           <w:p>
             <w:r/>
             <w:r>
               <w:rPr>
-                <w:rFonts w:ascii="宋体" w:hAnsi="宋体" w:eastAsia="宋体"/>
+                <w:rFonts w:ascii="Times New Roman" w:hAnsi="Times New Roman" w:eastAsia="宋体"/>
                 <w:b w:val="0"/>
-                <w:sz w:val="24"/>
+                <w:sz w:val="21"/>
               </w:rPr>
               <w:t>讨论哪些是信息、哪些上升到知识</w:t>
             </w:r>
@@ -2124,15 +2270,15 @@
         </w:tc>
         <w:tc>
           <w:tcPr>
-            <w:tcW w:type="dxa" w:w="1728"/>
+            <w:tcW w:type="dxa" w:w="1701"/>
           </w:tcPr>
           <w:p>
             <w:r/>
             <w:r>
               <w:rPr>
-                <w:rFonts w:ascii="宋体" w:hAnsi="宋体" w:eastAsia="宋体"/>
+                <w:rFonts w:ascii="Times New Roman" w:hAnsi="Times New Roman" w:eastAsia="宋体"/>
                 <w:b w:val="0"/>
-                <w:sz w:val="24"/>
+                <w:sz w:val="21"/>
               </w:rPr>
               <w:t>突破"信息与知识"难点</w:t>
             </w:r>
@@ -2140,15 +2286,15 @@
         </w:tc>
         <w:tc>
           <w:tcPr>
-            <w:tcW w:type="dxa" w:w="1728"/>
+            <w:tcW w:type="dxa" w:w="794"/>
           </w:tcPr>
           <w:p>
             <w:r/>
             <w:r>
               <w:rPr>
-                <w:rFonts w:ascii="宋体" w:hAnsi="宋体" w:eastAsia="宋体"/>
+                <w:rFonts w:ascii="Times New Roman" w:hAnsi="Times New Roman" w:eastAsia="宋体"/>
                 <w:b w:val="0"/>
-                <w:sz w:val="24"/>
+                <w:sz w:val="21"/>
               </w:rPr>
               <w:t>13min</w:t>
             </w:r>
@@ -2158,15 +2304,15 @@
       <w:tr>
         <w:tc>
           <w:tcPr>
-            <w:tcW w:type="dxa" w:w="1728"/>
+            <w:tcW w:type="dxa" w:w="1134"/>
           </w:tcPr>
           <w:p>
             <w:r/>
             <w:r>
               <w:rPr>
-                <w:rFonts w:ascii="宋体" w:hAnsi="宋体" w:eastAsia="宋体"/>
+                <w:rFonts w:ascii="Times New Roman" w:hAnsi="Times New Roman" w:eastAsia="宋体"/>
                 <w:b w:val="0"/>
-                <w:sz w:val="24"/>
+                <w:sz w:val="21"/>
               </w:rPr>
               <w:t>关系总结</w:t>
             </w:r>
@@ -2174,15 +2320,15 @@
         </w:tc>
         <w:tc>
           <w:tcPr>
-            <w:tcW w:type="dxa" w:w="1728"/>
+            <w:tcW w:type="dxa" w:w="3402"/>
           </w:tcPr>
           <w:p>
             <w:r/>
             <w:r>
               <w:rPr>
-                <w:rFonts w:ascii="宋体" w:hAnsi="宋体" w:eastAsia="宋体"/>
+                <w:rFonts w:ascii="Times New Roman" w:hAnsi="Times New Roman" w:eastAsia="宋体"/>
                 <w:b w:val="0"/>
-                <w:sz w:val="24"/>
+                <w:sz w:val="21"/>
               </w:rPr>
               <w:t>用流程图归纳 数据→信息→知识，强调知识可指导实践</w:t>
             </w:r>
@@ -2190,15 +2336,15 @@
         </w:tc>
         <w:tc>
           <w:tcPr>
-            <w:tcW w:type="dxa" w:w="1728"/>
+            <w:tcW w:type="dxa" w:w="2835"/>
           </w:tcPr>
           <w:p>
             <w:r/>
             <w:r>
               <w:rPr>
-                <w:rFonts w:ascii="宋体" w:hAnsi="宋体" w:eastAsia="宋体"/>
+                <w:rFonts w:ascii="Times New Roman" w:hAnsi="Times New Roman" w:eastAsia="宋体"/>
                 <w:b w:val="0"/>
-                <w:sz w:val="24"/>
+                <w:sz w:val="21"/>
               </w:rPr>
               <w:t>完善本组"数据→信息→知识"关系图</w:t>
             </w:r>
@@ -2206,15 +2352,15 @@
         </w:tc>
         <w:tc>
           <w:tcPr>
-            <w:tcW w:type="dxa" w:w="1728"/>
+            <w:tcW w:type="dxa" w:w="1701"/>
           </w:tcPr>
           <w:p>
             <w:r/>
             <w:r>
               <w:rPr>
-                <w:rFonts w:ascii="宋体" w:hAnsi="宋体" w:eastAsia="宋体"/>
+                <w:rFonts w:ascii="Times New Roman" w:hAnsi="Times New Roman" w:eastAsia="宋体"/>
                 <w:b w:val="0"/>
-                <w:sz w:val="24"/>
+                <w:sz w:val="21"/>
               </w:rPr>
               <w:t>构建概念体系</w:t>
             </w:r>
@@ -2222,15 +2368,15 @@
         </w:tc>
         <w:tc>
           <w:tcPr>
-            <w:tcW w:type="dxa" w:w="1728"/>
+            <w:tcW w:type="dxa" w:w="794"/>
           </w:tcPr>
           <w:p>
             <w:r/>
             <w:r>
               <w:rPr>
-                <w:rFonts w:ascii="宋体" w:hAnsi="宋体" w:eastAsia="宋体"/>
+                <w:rFonts w:ascii="Times New Roman" w:hAnsi="Times New Roman" w:eastAsia="宋体"/>
                 <w:b w:val="0"/>
-                <w:sz w:val="24"/>
+                <w:sz w:val="21"/>
               </w:rPr>
               <w:t>5min</w:t>
             </w:r>
@@ -2240,15 +2386,15 @@
       <w:tr>
         <w:tc>
           <w:tcPr>
-            <w:tcW w:type="dxa" w:w="1728"/>
+            <w:tcW w:type="dxa" w:w="1134"/>
           </w:tcPr>
           <w:p>
             <w:r/>
             <w:r>
               <w:rPr>
-                <w:rFonts w:ascii="宋体" w:hAnsi="宋体" w:eastAsia="宋体"/>
+                <w:rFonts w:ascii="Times New Roman" w:hAnsi="Times New Roman" w:eastAsia="宋体"/>
                 <w:b w:val="0"/>
-                <w:sz w:val="24"/>
+                <w:sz w:val="21"/>
               </w:rPr>
               <w:t>小结</w:t>
             </w:r>
@@ -2256,15 +2402,15 @@
         </w:tc>
         <w:tc>
           <w:tcPr>
-            <w:tcW w:type="dxa" w:w="1728"/>
+            <w:tcW w:type="dxa" w:w="3402"/>
           </w:tcPr>
           <w:p>
             <w:r/>
             <w:r>
               <w:rPr>
-                <w:rFonts w:ascii="宋体" w:hAnsi="宋体" w:eastAsia="宋体"/>
+                <w:rFonts w:ascii="Times New Roman" w:hAnsi="Times New Roman" w:eastAsia="宋体"/>
                 <w:b w:val="0"/>
-                <w:sz w:val="24"/>
+                <w:sz w:val="21"/>
               </w:rPr>
               <w:t>布置成果制作（报告/海报/演示文稿）</w:t>
             </w:r>
@@ -2272,15 +2418,15 @@
         </w:tc>
         <w:tc>
           <w:tcPr>
-            <w:tcW w:type="dxa" w:w="1728"/>
+            <w:tcW w:type="dxa" w:w="2835"/>
           </w:tcPr>
           <w:p>
             <w:r/>
             <w:r>
               <w:rPr>
-                <w:rFonts w:ascii="宋体" w:hAnsi="宋体" w:eastAsia="宋体"/>
+                <w:rFonts w:ascii="Times New Roman" w:hAnsi="Times New Roman" w:eastAsia="宋体"/>
                 <w:b w:val="0"/>
-                <w:sz w:val="24"/>
+                <w:sz w:val="21"/>
               </w:rPr>
               <w:t>分工准备展示</w:t>
             </w:r>
@@ -2288,31 +2434,31 @@
         </w:tc>
         <w:tc>
           <w:tcPr>
-            <w:tcW w:type="dxa" w:w="1728"/>
+            <w:tcW w:type="dxa" w:w="1701"/>
           </w:tcPr>
           <w:p>
             <w:r/>
             <w:r>
               <w:rPr>
-                <w:rFonts w:ascii="宋体" w:hAnsi="宋体" w:eastAsia="宋体"/>
+                <w:rFonts w:ascii="Times New Roman" w:hAnsi="Times New Roman" w:eastAsia="宋体"/>
                 <w:b w:val="0"/>
-                <w:sz w:val="24"/>
+                <w:sz w:val="21"/>
               </w:rPr>
-              <w:t>—</w:t>
+              <w:t>成果导向</w:t>
             </w:r>
           </w:p>
         </w:tc>
         <w:tc>
           <w:tcPr>
-            <w:tcW w:type="dxa" w:w="1728"/>
+            <w:tcW w:type="dxa" w:w="794"/>
           </w:tcPr>
           <w:p>
             <w:r/>
             <w:r>
               <w:rPr>
-                <w:rFonts w:ascii="宋体" w:hAnsi="宋体" w:eastAsia="宋体"/>
+                <w:rFonts w:ascii="Times New Roman" w:hAnsi="Times New Roman" w:eastAsia="宋体"/>
                 <w:b w:val="0"/>
-                <w:sz w:val="24"/>
+                <w:sz w:val="21"/>
               </w:rPr>
               <w:t>5min</w:t>
             </w:r>
@@ -2320,32 +2466,45 @@
         </w:tc>
       </w:tr>
     </w:tbl>
-    <w:p/>
     <w:p>
-      <w:r/>
+      <w:pPr>
+        <w:pBdr>
+          <w:bottom w:val="single" w:sz="6" w:space="1" w:color="1F6FB2"/>
+        </w:pBdr>
+      </w:pPr>
     </w:p>
     <w:p>
       <w:pPr>
-        <w:pStyle w:val="Heading2"/>
+        <w:spacing w:before="120" w:after="120" w:line="300" w:lineRule="auto"/>
       </w:pPr>
       <w:r>
         <w:rPr>
-          <w:rFonts w:ascii="宋体" w:hAnsi="宋体"/>
+          <w:rFonts w:ascii="Times New Roman" w:hAnsi="Times New Roman" w:eastAsia="黑体"/>
+          <w:b/>
+          <w:color w:val="1F6FB2"/>
+          <w:sz w:val="28"/>
         </w:rPr>
+        <w:t>第4课时　成果展示——综合运用与评价</w:t>
       </w:r>
+    </w:p>
+    <w:p>
+      <w:pPr>
+        <w:spacing w:before="0" w:after="120" w:line="300" w:lineRule="auto"/>
+      </w:pPr>
       <w:r>
         <w:rPr>
-          <w:rFonts w:ascii="宋体" w:hAnsi="宋体" w:eastAsia="宋体"/>
+          <w:rFonts w:ascii="Times New Roman" w:hAnsi="Times New Roman" w:eastAsia="宋体"/>
           <w:b/>
           <w:sz w:val="24"/>
         </w:rPr>
-        <w:t>第4课时：成果展示——综合运用与评价</w:t>
+        <w:t>教学目标：能规范呈现项目成果；能运用评价量表进行自评互评；形成用数据看世界的素养。</w:t>
       </w:r>
     </w:p>
     <w:tbl>
       <w:tblPr>
         <w:tblStyle w:val="TableGrid"/>
         <w:tblW w:type="auto" w:w="0"/>
+        <w:jc w:val="center"/>
         <w:tblLook w:firstColumn="1" w:firstRow="1" w:lastColumn="0" w:lastRow="0" w:noHBand="0" w:noVBand="1" w:val="04A0"/>
       </w:tblPr>
       <w:tblGrid>
@@ -2358,31 +2517,39 @@
       <w:tr>
         <w:tc>
           <w:tcPr>
-            <w:tcW w:type="dxa" w:w="1728"/>
+            <w:tcW w:type="dxa" w:w="1134"/>
+            <w:shd w:val="clear" w:fill="D9E2F3"/>
           </w:tcPr>
           <w:p>
+            <w:pPr>
+              <w:jc w:val="center"/>
+            </w:pPr>
             <w:r/>
             <w:r>
               <w:rPr>
-                <w:rFonts w:ascii="宋体" w:hAnsi="宋体" w:eastAsia="宋体"/>
+                <w:rFonts w:ascii="Times New Roman" w:hAnsi="Times New Roman" w:eastAsia="黑体"/>
                 <w:b/>
-                <w:sz w:val="24"/>
+                <w:sz w:val="21"/>
               </w:rPr>
-              <w:t>环节</w:t>
+              <w:t>教学环节</w:t>
             </w:r>
           </w:p>
         </w:tc>
         <w:tc>
           <w:tcPr>
-            <w:tcW w:type="dxa" w:w="1728"/>
+            <w:tcW w:type="dxa" w:w="3402"/>
+            <w:shd w:val="clear" w:fill="D9E2F3"/>
           </w:tcPr>
           <w:p>
+            <w:pPr>
+              <w:jc w:val="center"/>
+            </w:pPr>
             <w:r/>
             <w:r>
               <w:rPr>
-                <w:rFonts w:ascii="宋体" w:hAnsi="宋体" w:eastAsia="宋体"/>
+                <w:rFonts w:ascii="Times New Roman" w:hAnsi="Times New Roman" w:eastAsia="黑体"/>
                 <w:b/>
-                <w:sz w:val="24"/>
+                <w:sz w:val="21"/>
               </w:rPr>
               <w:t>教师活动</w:t>
             </w:r>
@@ -2390,15 +2557,19 @@
         </w:tc>
         <w:tc>
           <w:tcPr>
-            <w:tcW w:type="dxa" w:w="1728"/>
+            <w:tcW w:type="dxa" w:w="2835"/>
+            <w:shd w:val="clear" w:fill="D9E2F3"/>
           </w:tcPr>
           <w:p>
+            <w:pPr>
+              <w:jc w:val="center"/>
+            </w:pPr>
             <w:r/>
             <w:r>
               <w:rPr>
-                <w:rFonts w:ascii="宋体" w:hAnsi="宋体" w:eastAsia="宋体"/>
+                <w:rFonts w:ascii="Times New Roman" w:hAnsi="Times New Roman" w:eastAsia="黑体"/>
                 <w:b/>
-                <w:sz w:val="24"/>
+                <w:sz w:val="21"/>
               </w:rPr>
               <w:t>学生活动</w:t>
             </w:r>
@@ -2406,15 +2577,19 @@
         </w:tc>
         <w:tc>
           <w:tcPr>
-            <w:tcW w:type="dxa" w:w="1728"/>
+            <w:tcW w:type="dxa" w:w="1701"/>
+            <w:shd w:val="clear" w:fill="D9E2F3"/>
           </w:tcPr>
           <w:p>
+            <w:pPr>
+              <w:jc w:val="center"/>
+            </w:pPr>
             <w:r/>
             <w:r>
               <w:rPr>
-                <w:rFonts w:ascii="宋体" w:hAnsi="宋体" w:eastAsia="宋体"/>
+                <w:rFonts w:ascii="Times New Roman" w:hAnsi="Times New Roman" w:eastAsia="黑体"/>
                 <w:b/>
-                <w:sz w:val="24"/>
+                <w:sz w:val="21"/>
               </w:rPr>
               <w:t>设计意图</w:t>
             </w:r>
@@ -2422,15 +2597,19 @@
         </w:tc>
         <w:tc>
           <w:tcPr>
-            <w:tcW w:type="dxa" w:w="1728"/>
+            <w:tcW w:type="dxa" w:w="794"/>
+            <w:shd w:val="clear" w:fill="D9E2F3"/>
           </w:tcPr>
           <w:p>
+            <w:pPr>
+              <w:jc w:val="center"/>
+            </w:pPr>
             <w:r/>
             <w:r>
               <w:rPr>
-                <w:rFonts w:ascii="宋体" w:hAnsi="宋体" w:eastAsia="宋体"/>
+                <w:rFonts w:ascii="Times New Roman" w:hAnsi="Times New Roman" w:eastAsia="黑体"/>
                 <w:b/>
-                <w:sz w:val="24"/>
+                <w:sz w:val="21"/>
               </w:rPr>
               <w:t>时间</w:t>
             </w:r>
@@ -2440,15 +2619,15 @@
       <w:tr>
         <w:tc>
           <w:tcPr>
-            <w:tcW w:type="dxa" w:w="1728"/>
+            <w:tcW w:type="dxa" w:w="1134"/>
           </w:tcPr>
           <w:p>
             <w:r/>
             <w:r>
               <w:rPr>
-                <w:rFonts w:ascii="宋体" w:hAnsi="宋体" w:eastAsia="宋体"/>
+                <w:rFonts w:ascii="Times New Roman" w:hAnsi="Times New Roman" w:eastAsia="宋体"/>
                 <w:b w:val="0"/>
-                <w:sz w:val="24"/>
+                <w:sz w:val="21"/>
               </w:rPr>
               <w:t>展示准备</w:t>
             </w:r>
@@ -2456,15 +2635,15 @@
         </w:tc>
         <w:tc>
           <w:tcPr>
-            <w:tcW w:type="dxa" w:w="1728"/>
+            <w:tcW w:type="dxa" w:w="3402"/>
           </w:tcPr>
           <w:p>
             <w:r/>
             <w:r>
               <w:rPr>
-                <w:rFonts w:ascii="宋体" w:hAnsi="宋体" w:eastAsia="宋体"/>
+                <w:rFonts w:ascii="Times New Roman" w:hAnsi="Times New Roman" w:eastAsia="宋体"/>
                 <w:b w:val="0"/>
-                <w:sz w:val="24"/>
+                <w:sz w:val="21"/>
               </w:rPr>
               <w:t>说明展示要求（3分钟内说清：问题、数据、结论）</w:t>
             </w:r>
@@ -2472,15 +2651,15 @@
         </w:tc>
         <w:tc>
           <w:tcPr>
-            <w:tcW w:type="dxa" w:w="1728"/>
+            <w:tcW w:type="dxa" w:w="2835"/>
           </w:tcPr>
           <w:p>
             <w:r/>
             <w:r>
               <w:rPr>
-                <w:rFonts w:ascii="宋体" w:hAnsi="宋体" w:eastAsia="宋体"/>
+                <w:rFonts w:ascii="Times New Roman" w:hAnsi="Times New Roman" w:eastAsia="宋体"/>
                 <w:b w:val="0"/>
-                <w:sz w:val="24"/>
+                <w:sz w:val="21"/>
               </w:rPr>
               <w:t>小组预演</w:t>
             </w:r>
@@ -2488,15 +2667,15 @@
         </w:tc>
         <w:tc>
           <w:tcPr>
-            <w:tcW w:type="dxa" w:w="1728"/>
+            <w:tcW w:type="dxa" w:w="1701"/>
           </w:tcPr>
           <w:p>
             <w:r/>
             <w:r>
               <w:rPr>
-                <w:rFonts w:ascii="宋体" w:hAnsi="宋体" w:eastAsia="宋体"/>
+                <w:rFonts w:ascii="Times New Roman" w:hAnsi="Times New Roman" w:eastAsia="宋体"/>
                 <w:b w:val="0"/>
-                <w:sz w:val="24"/>
+                <w:sz w:val="21"/>
               </w:rPr>
               <w:t>规范表达</w:t>
             </w:r>
@@ -2504,15 +2683,15 @@
         </w:tc>
         <w:tc>
           <w:tcPr>
-            <w:tcW w:type="dxa" w:w="1728"/>
+            <w:tcW w:type="dxa" w:w="794"/>
           </w:tcPr>
           <w:p>
             <w:r/>
             <w:r>
               <w:rPr>
-                <w:rFonts w:ascii="宋体" w:hAnsi="宋体" w:eastAsia="宋体"/>
+                <w:rFonts w:ascii="Times New Roman" w:hAnsi="Times New Roman" w:eastAsia="宋体"/>
                 <w:b w:val="0"/>
-                <w:sz w:val="24"/>
+                <w:sz w:val="21"/>
               </w:rPr>
               <w:t>5min</w:t>
             </w:r>
@@ -2522,15 +2701,15 @@
       <w:tr>
         <w:tc>
           <w:tcPr>
-            <w:tcW w:type="dxa" w:w="1728"/>
+            <w:tcW w:type="dxa" w:w="1134"/>
           </w:tcPr>
           <w:p>
             <w:r/>
             <w:r>
               <w:rPr>
-                <w:rFonts w:ascii="宋体" w:hAnsi="宋体" w:eastAsia="宋体"/>
+                <w:rFonts w:ascii="Times New Roman" w:hAnsi="Times New Roman" w:eastAsia="宋体"/>
                 <w:b w:val="0"/>
-                <w:sz w:val="24"/>
+                <w:sz w:val="21"/>
               </w:rPr>
               <w:t>成果展示</w:t>
             </w:r>
@@ -2538,15 +2717,15 @@
         </w:tc>
         <w:tc>
           <w:tcPr>
-            <w:tcW w:type="dxa" w:w="1728"/>
+            <w:tcW w:type="dxa" w:w="3402"/>
           </w:tcPr>
           <w:p>
             <w:r/>
             <w:r>
               <w:rPr>
-                <w:rFonts w:ascii="宋体" w:hAnsi="宋体" w:eastAsia="宋体"/>
+                <w:rFonts w:ascii="Times New Roman" w:hAnsi="Times New Roman" w:eastAsia="宋体"/>
                 <w:b w:val="0"/>
-                <w:sz w:val="24"/>
+                <w:sz w:val="21"/>
               </w:rPr>
               <w:t>主持汇报，适时追问"这句话是数据、信息还是知识？"</w:t>
             </w:r>
@@ -2554,15 +2733,15 @@
         </w:tc>
         <w:tc>
           <w:tcPr>
-            <w:tcW w:type="dxa" w:w="1728"/>
+            <w:tcW w:type="dxa" w:w="2835"/>
           </w:tcPr>
           <w:p>
             <w:r/>
             <w:r>
               <w:rPr>
-                <w:rFonts w:ascii="宋体" w:hAnsi="宋体" w:eastAsia="宋体"/>
+                <w:rFonts w:ascii="Times New Roman" w:hAnsi="Times New Roman" w:eastAsia="宋体"/>
                 <w:b w:val="0"/>
-                <w:sz w:val="24"/>
+                <w:sz w:val="21"/>
               </w:rPr>
               <w:t>各小组展示成果，说明数据→信息→知识</w:t>
             </w:r>
@@ -2570,15 +2749,15 @@
         </w:tc>
         <w:tc>
           <w:tcPr>
-            <w:tcW w:type="dxa" w:w="1728"/>
+            <w:tcW w:type="dxa" w:w="1701"/>
           </w:tcPr>
           <w:p>
             <w:r/>
             <w:r>
               <w:rPr>
-                <w:rFonts w:ascii="宋体" w:hAnsi="宋体" w:eastAsia="宋体"/>
+                <w:rFonts w:ascii="Times New Roman" w:hAnsi="Times New Roman" w:eastAsia="宋体"/>
                 <w:b w:val="0"/>
-                <w:sz w:val="24"/>
+                <w:sz w:val="21"/>
               </w:rPr>
               <w:t>综合运用</w:t>
             </w:r>
@@ -2586,15 +2765,15 @@
         </w:tc>
         <w:tc>
           <w:tcPr>
-            <w:tcW w:type="dxa" w:w="1728"/>
+            <w:tcW w:type="dxa" w:w="794"/>
           </w:tcPr>
           <w:p>
             <w:r/>
             <w:r>
               <w:rPr>
-                <w:rFonts w:ascii="宋体" w:hAnsi="宋体" w:eastAsia="宋体"/>
+                <w:rFonts w:ascii="Times New Roman" w:hAnsi="Times New Roman" w:eastAsia="宋体"/>
                 <w:b w:val="0"/>
-                <w:sz w:val="24"/>
+                <w:sz w:val="21"/>
               </w:rPr>
               <w:t>20min</w:t>
             </w:r>
@@ -2604,31 +2783,31 @@
       <w:tr>
         <w:tc>
           <w:tcPr>
-            <w:tcW w:type="dxa" w:w="1728"/>
+            <w:tcW w:type="dxa" w:w="1134"/>
           </w:tcPr>
           <w:p>
             <w:r/>
             <w:r>
               <w:rPr>
-                <w:rFonts w:ascii="宋体" w:hAnsi="宋体" w:eastAsia="宋体"/>
+                <w:rFonts w:ascii="Times New Roman" w:hAnsi="Times New Roman" w:eastAsia="宋体"/>
                 <w:b w:val="0"/>
-                <w:sz w:val="24"/>
+                <w:sz w:val="21"/>
               </w:rPr>
-              <w:t>互评</w:t>
+              <w:t>互评交流</w:t>
             </w:r>
           </w:p>
         </w:tc>
         <w:tc>
           <w:tcPr>
-            <w:tcW w:type="dxa" w:w="1728"/>
+            <w:tcW w:type="dxa" w:w="3402"/>
           </w:tcPr>
           <w:p>
             <w:r/>
             <w:r>
               <w:rPr>
-                <w:rFonts w:ascii="宋体" w:hAnsi="宋体" w:eastAsia="宋体"/>
+                <w:rFonts w:ascii="Times New Roman" w:hAnsi="Times New Roman" w:eastAsia="宋体"/>
                 <w:b w:val="0"/>
-                <w:sz w:val="24"/>
+                <w:sz w:val="21"/>
               </w:rPr>
               <w:t>组织用《项目评价量表》互评</w:t>
             </w:r>
@@ -2636,31 +2815,31 @@
         </w:tc>
         <w:tc>
           <w:tcPr>
-            <w:tcW w:type="dxa" w:w="1728"/>
+            <w:tcW w:type="dxa" w:w="2835"/>
           </w:tcPr>
           <w:p>
             <w:r/>
             <w:r>
               <w:rPr>
-                <w:rFonts w:ascii="宋体" w:hAnsi="宋体" w:eastAsia="宋体"/>
+                <w:rFonts w:ascii="Times New Roman" w:hAnsi="Times New Roman" w:eastAsia="宋体"/>
                 <w:b w:val="0"/>
-                <w:sz w:val="24"/>
+                <w:sz w:val="21"/>
               </w:rPr>
-              <w:t>填写评价量表，提出建议</w:t>
+              <w:t>填写评价量表，提出改进建议</w:t>
             </w:r>
           </w:p>
         </w:tc>
         <w:tc>
           <w:tcPr>
-            <w:tcW w:type="dxa" w:w="1728"/>
+            <w:tcW w:type="dxa" w:w="1701"/>
           </w:tcPr>
           <w:p>
             <w:r/>
             <w:r>
               <w:rPr>
-                <w:rFonts w:ascii="宋体" w:hAnsi="宋体" w:eastAsia="宋体"/>
+                <w:rFonts w:ascii="Times New Roman" w:hAnsi="Times New Roman" w:eastAsia="宋体"/>
                 <w:b w:val="0"/>
-                <w:sz w:val="24"/>
+                <w:sz w:val="21"/>
               </w:rPr>
               <w:t>学会评价与反思</w:t>
             </w:r>
@@ -2668,15 +2847,15 @@
         </w:tc>
         <w:tc>
           <w:tcPr>
-            <w:tcW w:type="dxa" w:w="1728"/>
+            <w:tcW w:type="dxa" w:w="794"/>
           </w:tcPr>
           <w:p>
             <w:r/>
             <w:r>
               <w:rPr>
-                <w:rFonts w:ascii="宋体" w:hAnsi="宋体" w:eastAsia="宋体"/>
+                <w:rFonts w:ascii="Times New Roman" w:hAnsi="Times New Roman" w:eastAsia="宋体"/>
                 <w:b w:val="0"/>
-                <w:sz w:val="24"/>
+                <w:sz w:val="21"/>
               </w:rPr>
               <w:t>10min</w:t>
             </w:r>
@@ -2686,15 +2865,15 @@
       <w:tr>
         <w:tc>
           <w:tcPr>
-            <w:tcW w:type="dxa" w:w="1728"/>
+            <w:tcW w:type="dxa" w:w="1134"/>
           </w:tcPr>
           <w:p>
             <w:r/>
             <w:r>
               <w:rPr>
-                <w:rFonts w:ascii="宋体" w:hAnsi="宋体" w:eastAsia="宋体"/>
+                <w:rFonts w:ascii="Times New Roman" w:hAnsi="Times New Roman" w:eastAsia="宋体"/>
                 <w:b w:val="0"/>
-                <w:sz w:val="24"/>
+                <w:sz w:val="21"/>
               </w:rPr>
               <w:t>总结升华</w:t>
             </w:r>
@@ -2702,15 +2881,15 @@
         </w:tc>
         <w:tc>
           <w:tcPr>
-            <w:tcW w:type="dxa" w:w="1728"/>
+            <w:tcW w:type="dxa" w:w="3402"/>
           </w:tcPr>
           <w:p>
             <w:r/>
             <w:r>
               <w:rPr>
-                <w:rFonts w:ascii="宋体" w:hAnsi="宋体" w:eastAsia="宋体"/>
+                <w:rFonts w:ascii="Times New Roman" w:hAnsi="Times New Roman" w:eastAsia="宋体"/>
                 <w:b w:val="0"/>
-                <w:sz w:val="24"/>
+                <w:sz w:val="21"/>
               </w:rPr>
               <w:t>总结三者关系，点题"用数据看世界"，引导爱鸟护鸟</w:t>
             </w:r>
@@ -2718,15 +2897,15 @@
         </w:tc>
         <w:tc>
           <w:tcPr>
-            <w:tcW w:type="dxa" w:w="1728"/>
+            <w:tcW w:type="dxa" w:w="2835"/>
           </w:tcPr>
           <w:p>
             <w:r/>
             <w:r>
               <w:rPr>
-                <w:rFonts w:ascii="宋体" w:hAnsi="宋体" w:eastAsia="宋体"/>
+                <w:rFonts w:ascii="Times New Roman" w:hAnsi="Times New Roman" w:eastAsia="宋体"/>
                 <w:b w:val="0"/>
-                <w:sz w:val="24"/>
+                <w:sz w:val="21"/>
               </w:rPr>
               <w:t>反思收获，完成个人反思单</w:t>
             </w:r>
@@ -2734,15 +2913,15 @@
         </w:tc>
         <w:tc>
           <w:tcPr>
-            <w:tcW w:type="dxa" w:w="1728"/>
+            <w:tcW w:type="dxa" w:w="1701"/>
           </w:tcPr>
           <w:p>
             <w:r/>
             <w:r>
               <w:rPr>
-                <w:rFonts w:ascii="宋体" w:hAnsi="宋体" w:eastAsia="宋体"/>
+                <w:rFonts w:ascii="Times New Roman" w:hAnsi="Times New Roman" w:eastAsia="宋体"/>
                 <w:b w:val="0"/>
-                <w:sz w:val="24"/>
+                <w:sz w:val="21"/>
               </w:rPr>
               <w:t>素养提升</w:t>
             </w:r>
@@ -2750,15 +2929,15 @@
         </w:tc>
         <w:tc>
           <w:tcPr>
-            <w:tcW w:type="dxa" w:w="1728"/>
+            <w:tcW w:type="dxa" w:w="794"/>
           </w:tcPr>
           <w:p>
             <w:r/>
             <w:r>
               <w:rPr>
-                <w:rFonts w:ascii="宋体" w:hAnsi="宋体" w:eastAsia="宋体"/>
+                <w:rFonts w:ascii="Times New Roman" w:hAnsi="Times New Roman" w:eastAsia="宋体"/>
                 <w:b w:val="0"/>
-                <w:sz w:val="24"/>
+                <w:sz w:val="21"/>
               </w:rPr>
               <w:t>5min</w:t>
             </w:r>
@@ -2766,104 +2945,115 @@
         </w:tc>
       </w:tr>
     </w:tbl>
-    <w:p/>
     <w:p>
       <w:pPr>
-        <w:pStyle w:val="Heading3"/>
+        <w:spacing w:before="0" w:after="120" w:line="300" w:lineRule="auto"/>
       </w:pPr>
       <w:r>
         <w:rPr>
-          <w:rFonts w:ascii="宋体" w:hAnsi="宋体"/>
-        </w:rPr>
-      </w:r>
-      <w:r>
-        <w:rPr>
-          <w:rFonts w:ascii="宋体" w:hAnsi="宋体" w:eastAsia="宋体"/>
+          <w:rFonts w:ascii="Times New Roman" w:hAnsi="Times New Roman" w:eastAsia="宋体"/>
           <w:b/>
           <w:sz w:val="24"/>
         </w:rPr>
-        <w:t>板书设计（第4课时）</w:t>
-      </w:r>
-    </w:p>
-    <w:p>
-      <w:r>
-        <w:rPr>
-          <w:rFonts w:ascii="Consolas" w:hAnsi="Consolas"/>
-          <w:sz w:val="22"/>
-        </w:rPr>
-        <w:t>数据 ——载体——&gt; 信息 ——提炼——&gt; 知识 ——指导——&gt; 实践</w:t>
-      </w:r>
-    </w:p>
-    <w:p>
-      <w:r>
-        <w:rPr>
-          <w:rFonts w:ascii="Consolas" w:hAnsi="Consolas"/>
-          <w:sz w:val="22"/>
-        </w:rPr>
-        <w:t xml:space="preserve">     记录客观      有意义         系统化可靠       决策行动</w:t>
+        <w:t>板书设计（第4课时）：</w:t>
       </w:r>
     </w:p>
     <w:p>
       <w:pPr>
-        <w:pStyle w:val="Heading2"/>
+        <w:spacing w:before="0" w:after="120" w:line="300" w:lineRule="auto"/>
+        <w:jc w:val="center"/>
       </w:pPr>
       <w:r>
         <w:rPr>
-          <w:rFonts w:ascii="宋体" w:hAnsi="宋体"/>
-        </w:rPr>
-      </w:r>
-      <w:r>
-        <w:rPr>
-          <w:rFonts w:ascii="宋体" w:hAnsi="宋体" w:eastAsia="宋体"/>
-          <w:b/>
-          <w:sz w:val="24"/>
-        </w:rPr>
-        <w:t>作业布置</w:t>
-      </w:r>
-    </w:p>
-    <w:p>
-      <w:r>
-        <w:rPr>
-          <w:rFonts w:ascii="宋体" w:hAnsi="宋体" w:eastAsia="宋体"/>
+          <w:rFonts w:ascii="Times New Roman" w:hAnsi="Times New Roman" w:eastAsia="宋体"/>
           <w:b w:val="0"/>
           <w:sz w:val="24"/>
         </w:rPr>
-        <w:t xml:space="preserve">见 </w:t>
-      </w:r>
-      <w:r>
-        <w:rPr>
-          <w:rFonts w:ascii="宋体" w:hAnsi="宋体" w:eastAsia="宋体"/>
-          <w:b/>
-          <w:sz w:val="24"/>
-        </w:rPr>
-        <w:t>作业与测验/作业/数据与计算-项目一-认识数据信息与知识-作业.md</w:t>
+        <w:t>数据 ——载体——→ 信息 ——提炼——→ 知识 ——指导——→ 实践</w:t>
       </w:r>
     </w:p>
     <w:p>
       <w:pPr>
-        <w:pStyle w:val="Heading2"/>
+        <w:spacing w:before="0" w:after="120" w:line="300" w:lineRule="auto"/>
+        <w:jc w:val="center"/>
       </w:pPr>
       <w:r>
         <w:rPr>
-          <w:rFonts w:ascii="宋体" w:hAnsi="宋体"/>
-        </w:rPr>
-      </w:r>
-      <w:r>
-        <w:rPr>
-          <w:rFonts w:ascii="宋体" w:hAnsi="宋体" w:eastAsia="宋体"/>
-          <w:b/>
+          <w:rFonts w:ascii="Times New Roman" w:hAnsi="Times New Roman" w:eastAsia="宋体"/>
+          <w:b w:val="0"/>
           <w:sz w:val="24"/>
         </w:rPr>
-        <w:t>教学反思（课后填写）</w:t>
+        <w:t xml:space="preserve">     记录客观          有意义          系统化可靠        决策行动</w:t>
       </w:r>
     </w:p>
     <w:p>
       <w:pPr>
-        <w:ind w:left="480"/>
+        <w:pBdr>
+          <w:bottom w:val="single" w:sz="6" w:space="1" w:color="1F6FB2"/>
+        </w:pBdr>
+      </w:pPr>
+    </w:p>
+    <w:p>
+      <w:pPr>
+        <w:spacing w:before="120" w:after="120" w:line="300" w:lineRule="auto"/>
       </w:pPr>
       <w:r>
         <w:rPr>
-          <w:rFonts w:ascii="宋体" w:hAnsi="宋体" w:eastAsia="宋体"/>
+          <w:rFonts w:ascii="Times New Roman" w:hAnsi="Times New Roman" w:eastAsia="黑体"/>
+          <w:b/>
+          <w:color w:val="1F6FB2"/>
+          <w:sz w:val="32"/>
+        </w:rPr>
+        <w:t>七、作业布置</w:t>
+      </w:r>
+    </w:p>
+    <w:p>
+      <w:pPr>
+        <w:pStyle w:val="ListBullet"/>
+      </w:pPr>
+      <w:r>
+        <w:rPr>
+          <w:rFonts w:ascii="Times New Roman" w:hAnsi="Times New Roman" w:eastAsia="宋体"/>
+          <w:b w:val="0"/>
+          <w:sz w:val="24"/>
+        </w:rPr>
+        <w:t>配套作业见《作业与测验/作业/数据与计算-项目一-认识数据信息与知识-作业》。</w:t>
+      </w:r>
+    </w:p>
+    <w:p>
+      <w:pPr>
+        <w:pStyle w:val="ListBullet"/>
+      </w:pPr>
+      <w:r>
+        <w:rPr>
+          <w:rFonts w:ascii="Times New Roman" w:hAnsi="Times New Roman" w:eastAsia="宋体"/>
+          <w:b w:val="0"/>
+          <w:sz w:val="24"/>
+        </w:rPr>
+        <w:t>课后拓展：鼓励学生关注本地珍稀鸟类，结合本组项目体验信息社会责任。</w:t>
+      </w:r>
+    </w:p>
+    <w:p>
+      <w:pPr>
+        <w:spacing w:before="120" w:after="120" w:line="300" w:lineRule="auto"/>
+      </w:pPr>
+      <w:r>
+        <w:rPr>
+          <w:rFonts w:ascii="Times New Roman" w:hAnsi="Times New Roman" w:eastAsia="黑体"/>
+          <w:b/>
+          <w:color w:val="1F6FB2"/>
+          <w:sz w:val="32"/>
+        </w:rPr>
+        <w:t>八、教学反思（课后填写）</w:t>
+      </w:r>
+    </w:p>
+    <w:p>
+      <w:pPr>
+        <w:pStyle w:val="ListBullet"/>
+      </w:pPr>
+      <w:r>
+        <w:rPr>
+          <w:rFonts w:ascii="Times New Roman" w:hAnsi="Times New Roman" w:eastAsia="宋体"/>
           <w:b w:val="0"/>
           <w:sz w:val="24"/>
         </w:rPr>
@@ -2872,11 +3062,11 @@
     </w:p>
     <w:p>
       <w:pPr>
-        <w:ind w:left="480"/>
+        <w:pStyle w:val="ListBullet"/>
       </w:pPr>
       <w:r>
         <w:rPr>
-          <w:rFonts w:ascii="宋体" w:hAnsi="宋体" w:eastAsia="宋体"/>
+          <w:rFonts w:ascii="Times New Roman" w:hAnsi="Times New Roman" w:eastAsia="宋体"/>
           <w:b w:val="0"/>
           <w:sz w:val="24"/>
         </w:rPr>
@@ -2885,8 +3075,16 @@
     </w:p>
     <w:p>
       <w:pPr>
-        <w:ind w:left="480"/>
+        <w:pStyle w:val="ListBullet"/>
       </w:pPr>
+      <w:r>
+        <w:rPr>
+          <w:rFonts w:ascii="Times New Roman" w:hAnsi="Times New Roman" w:eastAsia="宋体"/>
+          <w:b w:val="0"/>
+          <w:sz w:val="24"/>
+        </w:rPr>
+        <w:t>项目评价量表是否发挥了以评促学的作用？</w:t>
+      </w:r>
     </w:p>
     <w:sectPr>
       <w:pgSz w:w="12240" w:h="15840"/>
@@ -3262,7 +3460,6 @@
     <w:qFormat/>
     <w:rsid w:val="00FC693F"/>
     <w:rPr>
-      <w:rFonts w:ascii="宋体" w:hAnsi="宋体" w:eastAsia="宋体"/>
       <w:sz w:val="24"/>
     </w:rPr>
   </w:style>
